--- a/Optical_Papers_260130.docx
+++ b/Optical_Papers_260130.docx
@@ -104,6 +104,232 @@
             <w:u w:val="single"/>
           </w:rPr>
           <w:t>https://doi.org/10.1016/j.optlastec.2026.114790</w:t>
+        </w:r>
+      </w:hyperlink>
+    </w:p>
+    <w:p>
+      <w:pPr>
+        <w:spacing w:before="120"/>
+      </w:pPr>
+      <w:r>
+        <w:rPr>
+          <w:rFonts w:ascii="Times New Roman" w:hAnsi="Times New Roman" w:eastAsia="宋体"/>
+          <w:b/>
+          <w:sz w:val="21"/>
+        </w:rPr>
+        <w:t>中文摘要:</w:t>
+      </w:r>
+    </w:p>
+    <w:p>
+      <w:pPr>
+        <w:ind w:firstLine="360"/>
+      </w:pPr>
+      <w:r>
+        <w:rPr>
+          <w:rFonts w:ascii="Times New Roman" w:hAnsi="Times New Roman" w:eastAsia="宋体"/>
+          <w:sz w:val="21"/>
+        </w:rPr>
+        <w:t>（摘要暂缺，等待官方补全）</w:t>
+      </w:r>
+    </w:p>
+    <w:p>
+      <w:pPr>
+        <w:spacing w:before="120"/>
+      </w:pPr>
+      <w:r>
+        <w:rPr>
+          <w:rFonts w:ascii="Times New Roman" w:hAnsi="Times New Roman" w:eastAsia="宋体"/>
+          <w:b/>
+          <w:sz w:val="21"/>
+        </w:rPr>
+        <w:t>English Abstract:</w:t>
+      </w:r>
+    </w:p>
+    <w:p>
+      <w:r>
+        <w:rPr>
+          <w:rFonts w:ascii="Times New Roman" w:hAnsi="Times New Roman" w:eastAsia="宋体"/>
+          <w:sz w:val="21"/>
+        </w:rPr>
+        <w:t>Abstract not available.</w:t>
+      </w:r>
+    </w:p>
+    <w:p>
+      <w:r>
+        <w:rPr>
+          <w:rFonts w:ascii="Times New Roman" w:hAnsi="Times New Roman" w:eastAsia="宋体"/>
+          <w:sz w:val="21"/>
+        </w:rPr>
+        <w:t>__________________________________________________</w:t>
+      </w:r>
+    </w:p>
+    <w:p>
+      <w:pPr>
+        <w:pStyle w:val="Heading2"/>
+      </w:pPr>
+      <w:r/>
+      <w:r>
+        <w:rPr>
+          <w:rFonts w:ascii="Times New Roman" w:hAnsi="Times New Roman" w:eastAsia="宋体"/>
+          <w:b/>
+          <w:color w:val="000000"/>
+          <w:sz w:val="24"/>
+        </w:rPr>
+        <w:t>环形振荡激光沉积 IN625 的工艺参数优化：数值和实验研究</w:t>
+      </w:r>
+    </w:p>
+    <w:p>
+      <w:r>
+        <w:rPr>
+          <w:rFonts w:ascii="Times New Roman" w:hAnsi="Times New Roman" w:eastAsia="宋体"/>
+          <w:b/>
+          <w:color w:val="003264"/>
+          <w:sz w:val="24"/>
+        </w:rPr>
+        <w:t>Optimization of process parameters for annular oscillating laser deposited IN625: A numerical and experimental study</w:t>
+      </w:r>
+    </w:p>
+    <w:p>
+      <w:r>
+        <w:rPr>
+          <w:rFonts w:ascii="Times New Roman" w:hAnsi="Times New Roman" w:eastAsia="宋体"/>
+          <w:sz w:val="21"/>
+        </w:rPr>
+        <w:t>作者: Tao Wang, Yufan Xie, Xinling Song, Guang Yang, Peipei Sun</w:t>
+        <w:br/>
+      </w:r>
+      <w:r>
+        <w:rPr>
+          <w:rFonts w:ascii="Times New Roman" w:hAnsi="Times New Roman" w:eastAsia="宋体"/>
+          <w:sz w:val="21"/>
+        </w:rPr>
+        <w:t xml:space="preserve">时间: 2026-05-01 | </w:t>
+      </w:r>
+      <w:r>
+        <w:t xml:space="preserve">链接: </w:t>
+      </w:r>
+      <w:hyperlink r:id="rId20">
+        <w:r>
+          <w:rPr>
+            <w:rFonts w:ascii="Times New Roman" w:hAnsi="Times New Roman" w:eastAsia="宋体"/>
+            <w:color w:val="0000FF"/>
+            <w:sz w:val="21"/>
+            <w:u w:val="single"/>
+          </w:rPr>
+          <w:t>https://doi.org/10.1016/j.optlastec.2026.114837</w:t>
+        </w:r>
+      </w:hyperlink>
+    </w:p>
+    <w:p>
+      <w:pPr>
+        <w:spacing w:before="120"/>
+      </w:pPr>
+      <w:r>
+        <w:rPr>
+          <w:rFonts w:ascii="Times New Roman" w:hAnsi="Times New Roman" w:eastAsia="宋体"/>
+          <w:b/>
+          <w:sz w:val="21"/>
+        </w:rPr>
+        <w:t>中文摘要:</w:t>
+      </w:r>
+    </w:p>
+    <w:p>
+      <w:pPr>
+        <w:ind w:firstLine="360"/>
+      </w:pPr>
+      <w:r>
+        <w:rPr>
+          <w:rFonts w:ascii="Times New Roman" w:hAnsi="Times New Roman" w:eastAsia="宋体"/>
+          <w:sz w:val="21"/>
+        </w:rPr>
+        <w:t>（摘要暂缺，等待官方补全）</w:t>
+      </w:r>
+    </w:p>
+    <w:p>
+      <w:pPr>
+        <w:spacing w:before="120"/>
+      </w:pPr>
+      <w:r>
+        <w:rPr>
+          <w:rFonts w:ascii="Times New Roman" w:hAnsi="Times New Roman" w:eastAsia="宋体"/>
+          <w:b/>
+          <w:sz w:val="21"/>
+        </w:rPr>
+        <w:t>English Abstract:</w:t>
+      </w:r>
+    </w:p>
+    <w:p>
+      <w:r>
+        <w:rPr>
+          <w:rFonts w:ascii="Times New Roman" w:hAnsi="Times New Roman" w:eastAsia="宋体"/>
+          <w:sz w:val="21"/>
+        </w:rPr>
+        <w:t>Abstract not available.</w:t>
+      </w:r>
+    </w:p>
+    <w:p>
+      <w:r>
+        <w:rPr>
+          <w:rFonts w:ascii="Times New Roman" w:hAnsi="Times New Roman" w:eastAsia="宋体"/>
+          <w:sz w:val="21"/>
+        </w:rPr>
+        <w:t>__________________________________________________</w:t>
+      </w:r>
+    </w:p>
+    <w:p>
+      <w:pPr>
+        <w:pStyle w:val="Heading2"/>
+      </w:pPr>
+      <w:r/>
+      <w:r>
+        <w:rPr>
+          <w:rFonts w:ascii="Times New Roman" w:hAnsi="Times New Roman" w:eastAsia="宋体"/>
+          <w:b/>
+          <w:color w:val="000000"/>
+          <w:sz w:val="24"/>
+        </w:rPr>
+        <w:t>飞秒激光产生的 LIPSS 对 SOC 应用的 Crofer 22 APU 不锈钢腐蚀行为的影响</w:t>
+      </w:r>
+    </w:p>
+    <w:p>
+      <w:r>
+        <w:rPr>
+          <w:rFonts w:ascii="Times New Roman" w:hAnsi="Times New Roman" w:eastAsia="宋体"/>
+          <w:b/>
+          <w:color w:val="003264"/>
+          <w:sz w:val="24"/>
+        </w:rPr>
+        <w:t>Influence of femtosecond laser-generated LIPSS on corrosion behavior of Crofer 22 APU stainless steel for SOCs applications</w:t>
+      </w:r>
+    </w:p>
+    <w:p>
+      <w:r>
+        <w:rPr>
+          <w:rFonts w:ascii="Times New Roman" w:hAnsi="Times New Roman" w:eastAsia="宋体"/>
+          <w:sz w:val="21"/>
+        </w:rPr>
+        <w:t>作者: Mohamed A. Baba, Bartłomiej Lemieszek, Łukasz Gaweł, Marcin Malys, Asta Guobienė, Sigitas Tamulevičius, Sebastian Molin, Tomas Tamulevičius</w:t>
+        <w:br/>
+      </w:r>
+      <w:r>
+        <w:rPr>
+          <w:rFonts w:ascii="Times New Roman" w:hAnsi="Times New Roman" w:eastAsia="宋体"/>
+          <w:sz w:val="21"/>
+        </w:rPr>
+        <w:t xml:space="preserve">时间: 2026-01-01 | </w:t>
+      </w:r>
+      <w:r>
+        <w:t xml:space="preserve">链接: </w:t>
+      </w:r>
+      <w:hyperlink r:id="rId21">
+        <w:r>
+          <w:rPr>
+            <w:rFonts w:ascii="Times New Roman" w:hAnsi="Times New Roman" w:eastAsia="宋体"/>
+            <w:color w:val="0000FF"/>
+            <w:sz w:val="21"/>
+            <w:u w:val="single"/>
+          </w:rPr>
+          <w:t>https://doi.org/10.1016/j.optlastec.2025.114596</w:t>
         </w:r>
       </w:hyperlink>
     </w:p>
@@ -400,6 +626,345 @@
           <w:sz w:val="21"/>
         </w:rPr>
         <w:t>Hazardous gas leaks detection and quantitative analysis are crucial for industrial safety and environmental monitoring. Existing infrared gas imaging systems face challenges in combining wide-field detection with high-resolution identification, and are unable to simultaneously capture spatial and spectral information, which limits recognition accuracy and reliability. For this, a variable-focus multispectral camera (VFMC) based on spatial amplitude-splitting and continuous zoom is proposed in this paper. Operating in the 7–14µm wavelength range, the system provides continuous zoom from 22.5 mm to 75 mm, with its snapshot six-channel spectral imaging capability and an F/1 large-aperture design, the camera delivers high sensitivity, high spatial resolution, and simultaneous multispectral acquisition, significantly improving detection performance and identification reliability. This advancement holds considerable importance for rapidly detecting and analyzing gas leaks in complex environments.</w:t>
+      </w:r>
+    </w:p>
+    <w:p>
+      <w:r>
+        <w:rPr>
+          <w:rFonts w:ascii="Times New Roman" w:hAnsi="Times New Roman" w:eastAsia="宋体"/>
+          <w:sz w:val="21"/>
+        </w:rPr>
+        <w:t>__________________________________________________</w:t>
+      </w:r>
+    </w:p>
+    <w:p>
+      <w:pPr>
+        <w:pStyle w:val="Heading2"/>
+      </w:pPr>
+      <w:r/>
+      <w:r>
+        <w:rPr>
+          <w:rFonts w:ascii="Times New Roman" w:hAnsi="Times New Roman" w:eastAsia="宋体"/>
+          <w:b/>
+          <w:color w:val="000000"/>
+          <w:sz w:val="24"/>
+        </w:rPr>
+        <w:t>基于金属网的准一维结构透明全息天线</w:t>
+      </w:r>
+    </w:p>
+    <w:p>
+      <w:r>
+        <w:rPr>
+          <w:rFonts w:ascii="Times New Roman" w:hAnsi="Times New Roman" w:eastAsia="宋体"/>
+          <w:b/>
+          <w:color w:val="003264"/>
+          <w:sz w:val="24"/>
+        </w:rPr>
+        <w:t>Transparent holographic antenna with quasi-one-dimensional structure based on metal mesh</w:t>
+      </w:r>
+    </w:p>
+    <w:p>
+      <w:r>
+        <w:rPr>
+          <w:rFonts w:ascii="Times New Roman" w:hAnsi="Times New Roman" w:eastAsia="宋体"/>
+          <w:sz w:val="21"/>
+        </w:rPr>
+        <w:t>作者: Yu Zhang, Zhengqing Zhang, Qitang Wu, Wenyuan Feng, Ping Zhang, Jianzhong Chen, Tao Su</w:t>
+        <w:br/>
+      </w:r>
+      <w:r>
+        <w:rPr>
+          <w:rFonts w:ascii="Times New Roman" w:hAnsi="Times New Roman" w:eastAsia="宋体"/>
+          <w:sz w:val="21"/>
+        </w:rPr>
+        <w:t xml:space="preserve">时间: 2026-01-22 | </w:t>
+      </w:r>
+      <w:r>
+        <w:t xml:space="preserve">链接: </w:t>
+      </w:r>
+      <w:hyperlink r:id="rId24">
+        <w:r>
+          <w:rPr>
+            <w:rFonts w:ascii="Times New Roman" w:hAnsi="Times New Roman" w:eastAsia="宋体"/>
+            <w:color w:val="0000FF"/>
+            <w:sz w:val="21"/>
+            <w:u w:val="single"/>
+          </w:rPr>
+          <w:t>https://doi.org/10.1364/oe.585249</w:t>
+        </w:r>
+      </w:hyperlink>
+    </w:p>
+    <w:p>
+      <w:pPr>
+        <w:spacing w:before="120"/>
+      </w:pPr>
+      <w:r>
+        <w:rPr>
+          <w:rFonts w:ascii="Times New Roman" w:hAnsi="Times New Roman" w:eastAsia="宋体"/>
+          <w:b/>
+          <w:sz w:val="21"/>
+        </w:rPr>
+        <w:t>中文摘要:</w:t>
+      </w:r>
+    </w:p>
+    <w:p>
+      <w:pPr>
+        <w:ind w:firstLine="360"/>
+      </w:pPr>
+      <w:r>
+        <w:rPr>
+          <w:rFonts w:ascii="Times New Roman" w:hAnsi="Times New Roman" w:eastAsia="宋体"/>
+          <w:sz w:val="21"/>
+        </w:rPr>
+        <w:t>本文提出了一种具有频率扫描特性的透明天线的设计方法。为了满足光学透明度的设计要求，使用金属网格设计了具有方环形状的准一维（准一维）表面阻抗单元。与使用传统透明导电氧化物（TCO）材料制造的透明天线相比，所提出的准一维结构透明全息超表面天线（THMA）实现了更高的辐射效率。制作并测试了中心频率为 17 GHz、具有 50×50 元件阵列（8.5 λ ×8.5 λ，其中 λ 是 17 GHz 的自由空间波长）的 THMA。实验结果表明，该天线在15∼19 GHz频率范围内表现出频率扫描特性，波束扫描范围为-10°~10°。测得样机的光学透过率超过74%。所提出的 THMA 在自动驾驶、可穿戴设备和 6G 通信系统中具有巨大的应用潜力。</w:t>
+      </w:r>
+    </w:p>
+    <w:p>
+      <w:pPr>
+        <w:spacing w:before="120"/>
+      </w:pPr>
+      <w:r>
+        <w:rPr>
+          <w:rFonts w:ascii="Times New Roman" w:hAnsi="Times New Roman" w:eastAsia="宋体"/>
+          <w:b/>
+          <w:sz w:val="21"/>
+        </w:rPr>
+        <w:t>English Abstract:</w:t>
+      </w:r>
+    </w:p>
+    <w:p>
+      <w:r>
+        <w:rPr>
+          <w:rFonts w:ascii="Times New Roman" w:hAnsi="Times New Roman" w:eastAsia="宋体"/>
+          <w:sz w:val="21"/>
+        </w:rPr>
+        <w:t>This paper presents a design approach for a transparent antenna with frequency scanning characteristics. To address the design requirement for optical transparency, a quasi-one-dimensional (quasi-1D) surface impedance unit with a square-loop shape is designed using metal mesh. Compared with transparent antennas fabricated using traditional transparent conductive oxide (TCO) materials, the proposed quasi-1D structured transparent holographic metasurface antenna (THMA) achieves higher radiation efficiency. A THMA operating at a center frequency of 17 GHz with a 50×50 element array (8.5 λ ×8.5 λ , where λ is the free-space wavelength at 17 GHz) was fabricated and tested. Experimental results indicate that the antenna exhibits frequency-scanning characteristics over the 15∼19 GHz frequency range, with a beam scanning range of -10° to 10°. The measured optical transmittance of the prototype exceeds 74%. The proposed THMA holds significant potential for applications in autonomous driving, wearable devices, and 6G communication systems.</w:t>
+      </w:r>
+    </w:p>
+    <w:p>
+      <w:r>
+        <w:rPr>
+          <w:rFonts w:ascii="Times New Roman" w:hAnsi="Times New Roman" w:eastAsia="宋体"/>
+          <w:sz w:val="21"/>
+        </w:rPr>
+        <w:t>__________________________________________________</w:t>
+      </w:r>
+    </w:p>
+    <w:p>
+      <w:pPr>
+        <w:pStyle w:val="Heading2"/>
+      </w:pPr>
+      <w:r/>
+      <w:r>
+        <w:rPr>
+          <w:rFonts w:ascii="Times New Roman" w:hAnsi="Times New Roman" w:eastAsia="宋体"/>
+          <w:b/>
+          <w:color w:val="000000"/>
+          <w:sz w:val="24"/>
+        </w:rPr>
+        <w:t>关于半透明层中光散射的二通量和四通量模型的有效性：界面处内反射光的角度分布：勘误表</w:t>
+      </w:r>
+    </w:p>
+    <w:p>
+      <w:r>
+        <w:rPr>
+          <w:rFonts w:ascii="Times New Roman" w:hAnsi="Times New Roman" w:eastAsia="宋体"/>
+          <w:b/>
+          <w:color w:val="003264"/>
+          <w:sz w:val="24"/>
+        </w:rPr>
+        <w:t>On the validity of two-flux and four-flux models for light scattering in translucent layers: angular distribution of internally reflected light at the interfaces: erratum</w:t>
+      </w:r>
+    </w:p>
+    <w:p>
+      <w:r>
+        <w:rPr>
+          <w:rFonts w:ascii="Times New Roman" w:hAnsi="Times New Roman" w:eastAsia="宋体"/>
+          <w:sz w:val="21"/>
+        </w:rPr>
+        <w:t>作者: Arthur Gautheron, Raphaël Clerc, Vincent Duveiller, Lionel Simonot, Bruno Montcel, Mathieu Hébert</w:t>
+        <w:br/>
+      </w:r>
+      <w:r>
+        <w:rPr>
+          <w:rFonts w:ascii="Times New Roman" w:hAnsi="Times New Roman" w:eastAsia="宋体"/>
+          <w:sz w:val="21"/>
+        </w:rPr>
+        <w:t xml:space="preserve">时间: 2026-01-22 | </w:t>
+      </w:r>
+      <w:r>
+        <w:t xml:space="preserve">链接: </w:t>
+      </w:r>
+      <w:hyperlink r:id="rId25">
+        <w:r>
+          <w:rPr>
+            <w:rFonts w:ascii="Times New Roman" w:hAnsi="Times New Roman" w:eastAsia="宋体"/>
+            <w:color w:val="0000FF"/>
+            <w:sz w:val="21"/>
+            <w:u w:val="single"/>
+          </w:rPr>
+          <w:t>https://doi.org/10.1364/oe.587542</w:t>
+        </w:r>
+      </w:hyperlink>
+    </w:p>
+    <w:p>
+      <w:pPr>
+        <w:spacing w:before="120"/>
+      </w:pPr>
+      <w:r>
+        <w:rPr>
+          <w:rFonts w:ascii="Times New Roman" w:hAnsi="Times New Roman" w:eastAsia="宋体"/>
+          <w:b/>
+          <w:sz w:val="21"/>
+        </w:rPr>
+        <w:t>中文摘要:</w:t>
+      </w:r>
+    </w:p>
+    <w:p>
+      <w:pPr>
+        <w:ind w:firstLine="360"/>
+      </w:pPr>
+      <w:r>
+        <w:rPr>
+          <w:rFonts w:ascii="Times New Roman" w:hAnsi="Times New Roman" w:eastAsia="宋体"/>
+          <w:sz w:val="21"/>
+        </w:rPr>
+        <w:t>此勘误纠正了选项中的错误。快报 32, 9042 (2024) 10.1364/OE.510888。</w:t>
+      </w:r>
+    </w:p>
+    <w:p>
+      <w:pPr>
+        <w:spacing w:before="120"/>
+      </w:pPr>
+      <w:r>
+        <w:rPr>
+          <w:rFonts w:ascii="Times New Roman" w:hAnsi="Times New Roman" w:eastAsia="宋体"/>
+          <w:b/>
+          <w:sz w:val="21"/>
+        </w:rPr>
+        <w:t>English Abstract:</w:t>
+      </w:r>
+    </w:p>
+    <w:p>
+      <w:r>
+        <w:rPr>
+          <w:rFonts w:ascii="Times New Roman" w:hAnsi="Times New Roman" w:eastAsia="宋体"/>
+          <w:sz w:val="21"/>
+        </w:rPr>
+        <w:t>This erratum corrects a mistake in Opt. Express 32 , 9042 ( 2024 ) 10.1364/OE.510888 .</w:t>
+      </w:r>
+    </w:p>
+    <w:p>
+      <w:r>
+        <w:rPr>
+          <w:rFonts w:ascii="Times New Roman" w:hAnsi="Times New Roman" w:eastAsia="宋体"/>
+          <w:sz w:val="21"/>
+        </w:rPr>
+        <w:t>__________________________________________________</w:t>
+      </w:r>
+    </w:p>
+    <w:p>
+      <w:pPr>
+        <w:pStyle w:val="Heading2"/>
+      </w:pPr>
+      <w:r/>
+      <w:r>
+        <w:rPr>
+          <w:rFonts w:ascii="Times New Roman" w:hAnsi="Times New Roman" w:eastAsia="宋体"/>
+          <w:b/>
+          <w:color w:val="000000"/>
+          <w:sz w:val="24"/>
+        </w:rPr>
+        <w:t>自卷式 SiN x 微管，具有增强的 Q 因子和准单模发射，用于无标记光学传感</w:t>
+      </w:r>
+    </w:p>
+    <w:p>
+      <w:r>
+        <w:rPr>
+          <w:rFonts w:ascii="Times New Roman" w:hAnsi="Times New Roman" w:eastAsia="宋体"/>
+          <w:b/>
+          <w:color w:val="003264"/>
+          <w:sz w:val="24"/>
+        </w:rPr>
+        <w:t>Self-rolled-up SiN x microtube with enhanced Q-factor and quasi-single-mode emission for label-free optical sensing</w:t>
+      </w:r>
+    </w:p>
+    <w:p>
+      <w:r>
+        <w:rPr>
+          <w:rFonts w:ascii="Times New Roman" w:hAnsi="Times New Roman" w:eastAsia="宋体"/>
+          <w:sz w:val="21"/>
+        </w:rPr>
+        <w:t>作者: Jiachen Liu, Yingying Zeng, Haifeng Hu, Xiaogang Chen, Qiwen Zhan</w:t>
+        <w:br/>
+      </w:r>
+      <w:r>
+        <w:rPr>
+          <w:rFonts w:ascii="Times New Roman" w:hAnsi="Times New Roman" w:eastAsia="宋体"/>
+          <w:sz w:val="21"/>
+        </w:rPr>
+        <w:t xml:space="preserve">时间: 2026-01-16 | </w:t>
+      </w:r>
+      <w:r>
+        <w:t xml:space="preserve">链接: </w:t>
+      </w:r>
+      <w:hyperlink r:id="rId26">
+        <w:r>
+          <w:rPr>
+            <w:rFonts w:ascii="Times New Roman" w:hAnsi="Times New Roman" w:eastAsia="宋体"/>
+            <w:color w:val="0000FF"/>
+            <w:sz w:val="21"/>
+            <w:u w:val="single"/>
+          </w:rPr>
+          <w:t>https://doi.org/10.1364/oe.575354</w:t>
+        </w:r>
+      </w:hyperlink>
+    </w:p>
+    <w:p>
+      <w:pPr>
+        <w:spacing w:before="120"/>
+      </w:pPr>
+      <w:r>
+        <w:rPr>
+          <w:rFonts w:ascii="Times New Roman" w:hAnsi="Times New Roman" w:eastAsia="宋体"/>
+          <w:b/>
+          <w:sz w:val="21"/>
+        </w:rPr>
+        <w:t>中文摘要:</w:t>
+      </w:r>
+    </w:p>
+    <w:p>
+      <w:pPr>
+        <w:ind w:firstLine="360"/>
+      </w:pPr>
+      <w:r>
+        <w:rPr>
+          <w:rFonts w:ascii="Times New Roman" w:hAnsi="Times New Roman" w:eastAsia="宋体"/>
+          <w:sz w:val="21"/>
+        </w:rPr>
+        <w:t>在这项研究中，我们提出了一种自卷式 SiN x 微管，具有增强的 Q 因子和准单模发射特性。两种类型的微管采用标准 CMOS 兼容微加工技术制造：一种直接在 Si 基板上，另一种在 SiO 2 薄膜上。与在SiO 2 上形成的微管相比，由于本征发射峰和腔谐振之间的强光耦合，Si衬底上的微管表现出稳定的准单模发射。这种增强的耦合显着提高了 Q 因子，达到 1062。当微管浸入水中时，发射模式和谐振模式之间的不匹配导致发射强度和 Q 因子显着下降，表明对周围折射率变化的高度敏感。与需要模式识别和复杂光谱分析的基于微管的传感方法相比，该方法能够实现无标记检测，并具有清晰可观察的信号变化。这些特性使自卷式 SiN x 微管成为光学传感应用的一个有前途的平台，提供高检测灵敏度、紧凑的设备集成和无标记操作。</w:t>
+      </w:r>
+    </w:p>
+    <w:p>
+      <w:pPr>
+        <w:spacing w:before="120"/>
+      </w:pPr>
+      <w:r>
+        <w:rPr>
+          <w:rFonts w:ascii="Times New Roman" w:hAnsi="Times New Roman" w:eastAsia="宋体"/>
+          <w:b/>
+          <w:sz w:val="21"/>
+        </w:rPr>
+        <w:t>English Abstract:</w:t>
+      </w:r>
+    </w:p>
+    <w:p>
+      <w:r>
+        <w:rPr>
+          <w:rFonts w:ascii="Times New Roman" w:hAnsi="Times New Roman" w:eastAsia="宋体"/>
+          <w:sz w:val="21"/>
+        </w:rPr>
+        <w:t>In this study, we propose a self-rolled-up SiN x microtube with enhanced Q -factor and quasi-single-mode emission characteristics. Two types of microtubes are fabricated using standard CMOS-compatible microfabrication techniques: one directly on a Si substrate, and the other on a SiO 2 thin film. Compared to the microtube formed on SiO 2 , the microtube on the Si substrate exhibits stable quasi-single-mode emission due to strong optical coupling between the intrinsic emission peak and the cavity resonance. This enhanced coupling significantly increases the Q -factor, reaching up to 1062. When the microtube is immersed in water, the mismatch between the emission and resonance modes leads to a notable decrease in both emission intensity and Q -factor, indicating a high sensitivity to changes in the surrounding refractive index. Compared to the microtube-based sensing approaches that required mode identification and complex spectral analysis, this method enables label-free detection with clearly observable signal changes. These features make the self-rolled-up SiN x microtube a promising platform for optical sensing applications, offering high detection sensitivity, compact device integration, and label-free operation.</w:t>
       </w:r>
     </w:p>
     <w:p>
@@ -909,6 +1474,119 @@
     </w:p>
     <w:p>
       <w:pPr>
+        <w:pStyle w:val="Heading2"/>
+      </w:pPr>
+      <w:r/>
+      <w:r>
+        <w:rPr>
+          <w:rFonts w:ascii="Times New Roman" w:hAnsi="Times New Roman" w:eastAsia="宋体"/>
+          <w:b/>
+          <w:color w:val="000000"/>
+          <w:sz w:val="24"/>
+        </w:rPr>
+        <w:t>使用陷阱集成光子学从离子收集荧光</w:t>
+      </w:r>
+    </w:p>
+    <w:p>
+      <w:r>
+        <w:rPr>
+          <w:rFonts w:ascii="Times New Roman" w:hAnsi="Times New Roman" w:eastAsia="宋体"/>
+          <w:b/>
+          <w:color w:val="003264"/>
+          <w:sz w:val="24"/>
+        </w:rPr>
+        <w:t>Collection of fluorescence from an ion using trap-integrated photonics</w:t>
+      </w:r>
+    </w:p>
+    <w:p>
+      <w:r>
+        <w:rPr>
+          <w:rFonts w:ascii="Times New Roman" w:hAnsi="Times New Roman" w:eastAsia="宋体"/>
+          <w:sz w:val="21"/>
+        </w:rPr>
+        <w:t>作者: Felix W. Knollmann, Sabrina M. Corsetti, Ethan R. Clements, Reuel Swint, Aaron D. Leu, May E. Kim, Patrick T. Callahan, Dave Kharas, Thomas Mahony, Cheryl Sorace-Agaskar, Robert McConnell, Colin D. Bruzewicz, Isaac L. Chuang, Jelena Notaros, John Chiaverini</w:t>
+        <w:br/>
+      </w:r>
+      <w:r>
+        <w:rPr>
+          <w:rFonts w:ascii="Times New Roman" w:hAnsi="Times New Roman" w:eastAsia="宋体"/>
+          <w:sz w:val="21"/>
+        </w:rPr>
+        <w:t xml:space="preserve">时间: 2026-01-29 | </w:t>
+      </w:r>
+      <w:r>
+        <w:t xml:space="preserve">链接: </w:t>
+      </w:r>
+      <w:hyperlink r:id="rId33">
+        <w:r>
+          <w:rPr>
+            <w:rFonts w:ascii="Times New Roman" w:hAnsi="Times New Roman" w:eastAsia="宋体"/>
+            <w:color w:val="0000FF"/>
+            <w:sz w:val="21"/>
+            <w:u w:val="single"/>
+          </w:rPr>
+          <w:t>https://doi.org/10.1038/s41377-025-02138-9</w:t>
+        </w:r>
+      </w:hyperlink>
+    </w:p>
+    <w:p>
+      <w:pPr>
+        <w:spacing w:before="120"/>
+      </w:pPr>
+      <w:r>
+        <w:rPr>
+          <w:rFonts w:ascii="Times New Roman" w:hAnsi="Times New Roman" w:eastAsia="宋体"/>
+          <w:b/>
+          <w:sz w:val="21"/>
+        </w:rPr>
+        <w:t>中文摘要:</w:t>
+      </w:r>
+    </w:p>
+    <w:p>
+      <w:pPr>
+        <w:ind w:firstLine="360"/>
+      </w:pPr>
+      <w:r>
+        <w:rPr>
+          <w:rFonts w:ascii="Times New Roman" w:hAnsi="Times New Roman" w:eastAsia="宋体"/>
+          <w:sz w:val="21"/>
+        </w:rPr>
+        <w:t>摘要 自发发射的光子与发射原子的电子和核自由度纠缠在一起，因此这些光子的干涉和测量可以纠缠单独的基于物质的量子系统，作为量子信息处理的资源。由于单模限制有利于产生纠缠所需的光子干涉，因此与自发发射相关的偶极子发射模式提出了模式匹配的挑战。目前的演示依赖于大量光子收集和操纵光学器件，这些光学器件受到元件尺寸较大和系统间可变性的影响，这些因素阻碍了量子信息处理所需的大量纠缠对的扩展。为了解决这些限制，我们展示了一种收集方法，该方法能够实现被动相位稳定性、简单的光子操纵和固有的再现性。具体来说，我们设计了一种波导集成光栅，将捕获离子发射的光子耦合到微制造的离子捕获芯片内的单个光学模式中。使用集成收集光学器件，我们表征收集效率、对离子成像并检测离子的量子态。集成光学器件覆盖 2.18% 的立体角，并收集入射到光栅上的自发发射光的 1.97 ± 0.3%，将总收集效率达到 0.043% 到单模波导中。这一原理验证演示为利用集成光子学的固有稳定性和可重复性来创建、操纵和测量量子发射器阵列中的多部分量子态奠定了基础。</w:t>
+      </w:r>
+    </w:p>
+    <w:p>
+      <w:pPr>
+        <w:spacing w:before="120"/>
+      </w:pPr>
+      <w:r>
+        <w:rPr>
+          <w:rFonts w:ascii="Times New Roman" w:hAnsi="Times New Roman" w:eastAsia="宋体"/>
+          <w:b/>
+          <w:sz w:val="21"/>
+        </w:rPr>
+        <w:t>English Abstract:</w:t>
+      </w:r>
+    </w:p>
+    <w:p>
+      <w:r>
+        <w:rPr>
+          <w:rFonts w:ascii="Times New Roman" w:hAnsi="Times New Roman" w:eastAsia="宋体"/>
+          <w:sz w:val="21"/>
+        </w:rPr>
+        <w:t>Abstract Spontaneously emitted photons are entangled with the electronic and nuclear degrees of freedom of the emitting atom, so interference and measurement of these photons can entangle separate matter-based quantum systems as a resource for quantum information processing. Since confinement in a single-mode facilitates the photon interference needed for generating entanglement, the dipole emission patterns relevant in spontaneous emission present a mode-matching challenge. Current demonstrations rely on bulk photon-collection and manipulation optics that suffer from large component size and system-to-system variability—factors that impede scaling to the large numbers of entangled pairs needed for quantum information processing. To address these limitations, we demonstrate a collection method that enables passive phase stability, straightforward photonic manipulation, and intrinsic reproducibility. Specifically, we engineer a waveguide-integrated grating to couple photons emitted from a trapped ion into a single optical mode within a microfabricated ion-trap chip. Using the integrated collection optic, we characterize the collection efficiency, image the ion, and detect the ion’s quantum state. The integrated optic covers 2.18% of the solid angle and collects 1.97 ± 0.3% of the spontaneously emitted light incident on the grating for a total collection efficiency of 0.043% into a single-mode waveguide. This proof-of-principle demonstration lays the foundation for leveraging the inherent stability and reproducibility of integrated photonics to create, manipulate, and measure multipartite quantum states in arrays of quantum emitters.</w:t>
+      </w:r>
+    </w:p>
+    <w:p>
+      <w:r>
+        <w:rPr>
+          <w:rFonts w:ascii="Times New Roman" w:hAnsi="Times New Roman" w:eastAsia="宋体"/>
+          <w:sz w:val="21"/>
+        </w:rPr>
+        <w:t>__________________________________________________</w:t>
+      </w:r>
+    </w:p>
+    <w:p>
+      <w:pPr>
         <w:pStyle w:val="Heading1"/>
       </w:pPr>
       <w:r>
@@ -1268,6 +1946,976 @@
         <w:t>__________________________________________________</w:t>
       </w:r>
     </w:p>
+    <w:p>
+      <w:pPr>
+        <w:pStyle w:val="Heading1"/>
+      </w:pPr>
+      <w:r>
+        <w:rPr>
+          <w:rFonts w:ascii="Times New Roman" w:hAnsi="Times New Roman" w:eastAsia="宋体"/>
+          <w:b/>
+          <w:color w:val="000000"/>
+          <w:sz w:val="32"/>
+        </w:rPr>
+        <w:t>Optics and Lasers in Engineering</w:t>
+      </w:r>
+    </w:p>
+    <w:p>
+      <w:pPr>
+        <w:jc w:val="center"/>
+      </w:pPr>
+      <w:r>
+        <w:t>--- 更新: 06:27 ---</w:t>
+      </w:r>
+    </w:p>
+    <w:p>
+      <w:pPr>
+        <w:pStyle w:val="Heading2"/>
+      </w:pPr>
+      <w:r/>
+      <w:r>
+        <w:rPr>
+          <w:rFonts w:ascii="Times New Roman" w:hAnsi="Times New Roman" w:eastAsia="宋体"/>
+          <w:b/>
+          <w:color w:val="000000"/>
+          <w:sz w:val="24"/>
+        </w:rPr>
+        <w:t>镜面/漫反射复合表面计量系统建模和校准技术综述</w:t>
+      </w:r>
+    </w:p>
+    <w:p>
+      <w:r>
+        <w:rPr>
+          <w:rFonts w:ascii="Times New Roman" w:hAnsi="Times New Roman" w:eastAsia="宋体"/>
+          <w:b/>
+          <w:color w:val="003264"/>
+          <w:sz w:val="24"/>
+        </w:rPr>
+        <w:t>Review of system modeling and calibration technologies for specular/diffuse composite surface metrology</w:t>
+      </w:r>
+    </w:p>
+    <w:p>
+      <w:r>
+        <w:rPr>
+          <w:rFonts w:ascii="Times New Roman" w:hAnsi="Times New Roman" w:eastAsia="宋体"/>
+          <w:sz w:val="21"/>
+        </w:rPr>
+        <w:t>作者: Yanling Li, Feng Gao, Yongjia Xu, Matthew Hill, Yubo Ni, Nan Gao, Zhaozong Meng, Zonghua Zhang, Xiangqian Jiang</w:t>
+        <w:br/>
+      </w:r>
+      <w:r>
+        <w:rPr>
+          <w:rFonts w:ascii="Times New Roman" w:hAnsi="Times New Roman" w:eastAsia="宋体"/>
+          <w:sz w:val="21"/>
+        </w:rPr>
+        <w:t xml:space="preserve">时间: 2026-06-01 | </w:t>
+      </w:r>
+      <w:r>
+        <w:t xml:space="preserve">链接: </w:t>
+      </w:r>
+      <w:hyperlink r:id="rId22">
+        <w:r>
+          <w:rPr>
+            <w:rFonts w:ascii="Times New Roman" w:hAnsi="Times New Roman" w:eastAsia="宋体"/>
+            <w:color w:val="0000FF"/>
+            <w:sz w:val="21"/>
+            <w:u w:val="single"/>
+          </w:rPr>
+          <w:t>https://doi.org/10.1016/j.optlaseng.2026.109662</w:t>
+        </w:r>
+      </w:hyperlink>
+    </w:p>
+    <w:p>
+      <w:pPr>
+        <w:spacing w:before="120"/>
+      </w:pPr>
+      <w:r>
+        <w:rPr>
+          <w:rFonts w:ascii="Times New Roman" w:hAnsi="Times New Roman" w:eastAsia="宋体"/>
+          <w:b/>
+          <w:sz w:val="21"/>
+        </w:rPr>
+        <w:t>中文摘要:</w:t>
+      </w:r>
+    </w:p>
+    <w:p>
+      <w:pPr>
+        <w:ind w:firstLine="360"/>
+      </w:pPr>
+      <w:r>
+        <w:rPr>
+          <w:rFonts w:ascii="Times New Roman" w:hAnsi="Times New Roman" w:eastAsia="宋体"/>
+          <w:sz w:val="21"/>
+        </w:rPr>
+        <w:t>（摘要暂缺，等待官方补全）</w:t>
+      </w:r>
+    </w:p>
+    <w:p>
+      <w:pPr>
+        <w:spacing w:before="120"/>
+      </w:pPr>
+      <w:r>
+        <w:rPr>
+          <w:rFonts w:ascii="Times New Roman" w:hAnsi="Times New Roman" w:eastAsia="宋体"/>
+          <w:b/>
+          <w:sz w:val="21"/>
+        </w:rPr>
+        <w:t>English Abstract:</w:t>
+      </w:r>
+    </w:p>
+    <w:p>
+      <w:r>
+        <w:rPr>
+          <w:rFonts w:ascii="Times New Roman" w:hAnsi="Times New Roman" w:eastAsia="宋体"/>
+          <w:sz w:val="21"/>
+        </w:rPr>
+        <w:t>Abstract not available.</w:t>
+      </w:r>
+    </w:p>
+    <w:p>
+      <w:r>
+        <w:rPr>
+          <w:rFonts w:ascii="Times New Roman" w:hAnsi="Times New Roman" w:eastAsia="宋体"/>
+          <w:sz w:val="21"/>
+        </w:rPr>
+        <w:t>__________________________________________________</w:t>
+      </w:r>
+    </w:p>
+    <w:p>
+      <w:pPr>
+        <w:pStyle w:val="Heading1"/>
+      </w:pPr>
+      <w:r>
+        <w:rPr>
+          <w:rFonts w:ascii="Times New Roman" w:hAnsi="Times New Roman" w:eastAsia="宋体"/>
+          <w:b/>
+          <w:color w:val="000000"/>
+          <w:sz w:val="32"/>
+        </w:rPr>
+        <w:t>Optics Communications</w:t>
+      </w:r>
+    </w:p>
+    <w:p>
+      <w:pPr>
+        <w:jc w:val="center"/>
+      </w:pPr>
+      <w:r>
+        <w:t>--- 更新: 06:27 ---</w:t>
+      </w:r>
+    </w:p>
+    <w:p>
+      <w:pPr>
+        <w:pStyle w:val="Heading2"/>
+      </w:pPr>
+      <w:r/>
+      <w:r>
+        <w:rPr>
+          <w:rFonts w:ascii="Times New Roman" w:hAnsi="Times New Roman" w:eastAsia="宋体"/>
+          <w:b/>
+          <w:color w:val="000000"/>
+          <w:sz w:val="24"/>
+        </w:rPr>
+        <w:t>余高斯涡旋光束通过像散透镜的演化和相位奇点</w:t>
+      </w:r>
+    </w:p>
+    <w:p>
+      <w:r>
+        <w:rPr>
+          <w:rFonts w:ascii="Times New Roman" w:hAnsi="Times New Roman" w:eastAsia="宋体"/>
+          <w:b/>
+          <w:color w:val="003264"/>
+          <w:sz w:val="24"/>
+        </w:rPr>
+        <w:t>Evolution and phase singularities of cos-Gaussian vortex beams through an astigmatic lens</w:t>
+      </w:r>
+    </w:p>
+    <w:p>
+      <w:r>
+        <w:rPr>
+          <w:rFonts w:ascii="Times New Roman" w:hAnsi="Times New Roman" w:eastAsia="宋体"/>
+          <w:sz w:val="21"/>
+        </w:rPr>
+        <w:t>作者: Jiahan Tang, Yueyu Huang, Yamei Luo</w:t>
+        <w:br/>
+      </w:r>
+      <w:r>
+        <w:rPr>
+          <w:rFonts w:ascii="Times New Roman" w:hAnsi="Times New Roman" w:eastAsia="宋体"/>
+          <w:sz w:val="21"/>
+        </w:rPr>
+        <w:t xml:space="preserve">时间: 2026-01-01 | </w:t>
+      </w:r>
+      <w:r>
+        <w:t xml:space="preserve">链接: </w:t>
+      </w:r>
+      <w:hyperlink r:id="rId23">
+        <w:r>
+          <w:rPr>
+            <w:rFonts w:ascii="Times New Roman" w:hAnsi="Times New Roman" w:eastAsia="宋体"/>
+            <w:color w:val="0000FF"/>
+            <w:sz w:val="21"/>
+            <w:u w:val="single"/>
+          </w:rPr>
+          <w:t>https://doi.org/10.1016/j.optcom.2026.132971</w:t>
+        </w:r>
+      </w:hyperlink>
+    </w:p>
+    <w:p>
+      <w:pPr>
+        <w:spacing w:before="120"/>
+      </w:pPr>
+      <w:r>
+        <w:rPr>
+          <w:rFonts w:ascii="Times New Roman" w:hAnsi="Times New Roman" w:eastAsia="宋体"/>
+          <w:b/>
+          <w:sz w:val="21"/>
+        </w:rPr>
+        <w:t>中文摘要:</w:t>
+      </w:r>
+    </w:p>
+    <w:p>
+      <w:pPr>
+        <w:ind w:firstLine="360"/>
+      </w:pPr>
+      <w:r>
+        <w:rPr>
+          <w:rFonts w:ascii="Times New Roman" w:hAnsi="Times New Roman" w:eastAsia="宋体"/>
+          <w:sz w:val="21"/>
+        </w:rPr>
+        <w:t>（摘要暂缺，等待官方补全）</w:t>
+      </w:r>
+    </w:p>
+    <w:p>
+      <w:pPr>
+        <w:spacing w:before="120"/>
+      </w:pPr>
+      <w:r>
+        <w:rPr>
+          <w:rFonts w:ascii="Times New Roman" w:hAnsi="Times New Roman" w:eastAsia="宋体"/>
+          <w:b/>
+          <w:sz w:val="21"/>
+        </w:rPr>
+        <w:t>English Abstract:</w:t>
+      </w:r>
+    </w:p>
+    <w:p>
+      <w:r>
+        <w:rPr>
+          <w:rFonts w:ascii="Times New Roman" w:hAnsi="Times New Roman" w:eastAsia="宋体"/>
+          <w:sz w:val="21"/>
+        </w:rPr>
+        <w:t>Abstract not available.</w:t>
+      </w:r>
+    </w:p>
+    <w:p>
+      <w:r>
+        <w:rPr>
+          <w:rFonts w:ascii="Times New Roman" w:hAnsi="Times New Roman" w:eastAsia="宋体"/>
+          <w:sz w:val="21"/>
+        </w:rPr>
+        <w:t>__________________________________________________</w:t>
+      </w:r>
+    </w:p>
+    <w:p>
+      <w:pPr>
+        <w:pStyle w:val="Heading1"/>
+      </w:pPr>
+      <w:r>
+        <w:rPr>
+          <w:rFonts w:ascii="Times New Roman" w:hAnsi="Times New Roman" w:eastAsia="宋体"/>
+          <w:b/>
+          <w:color w:val="000000"/>
+          <w:sz w:val="32"/>
+        </w:rPr>
+        <w:t>Chinese Optics Letters</w:t>
+      </w:r>
+    </w:p>
+    <w:p>
+      <w:pPr>
+        <w:jc w:val="center"/>
+      </w:pPr>
+      <w:r>
+        <w:t>--- 更新: 06:28 ---</w:t>
+      </w:r>
+    </w:p>
+    <w:p>
+      <w:pPr>
+        <w:pStyle w:val="Heading2"/>
+      </w:pPr>
+      <w:r/>
+      <w:r>
+        <w:rPr>
+          <w:rFonts w:ascii="Times New Roman" w:hAnsi="Times New Roman" w:eastAsia="宋体"/>
+          <w:b/>
+          <w:color w:val="000000"/>
+          <w:sz w:val="24"/>
+        </w:rPr>
+        <w:t>飞秒涡旋光捕获系统中的复杂幅度调制</w:t>
+      </w:r>
+    </w:p>
+    <w:p>
+      <w:r>
+        <w:rPr>
+          <w:rFonts w:ascii="Times New Roman" w:hAnsi="Times New Roman" w:eastAsia="宋体"/>
+          <w:b/>
+          <w:color w:val="003264"/>
+          <w:sz w:val="24"/>
+        </w:rPr>
+        <w:t>Complex amplitude modulation in femtosecond vortex optical trapping systems</w:t>
+      </w:r>
+    </w:p>
+    <w:p>
+      <w:r>
+        <w:rPr>
+          <w:rFonts w:ascii="Times New Roman" w:hAnsi="Times New Roman" w:eastAsia="宋体"/>
+          <w:sz w:val="21"/>
+        </w:rPr>
+        <w:t>作者: Yi Wu, Xia Zhang, Feng Lu, Chenyuan Yuan, Guoying Feng</w:t>
+        <w:br/>
+      </w:r>
+      <w:r>
+        <w:rPr>
+          <w:rFonts w:ascii="Times New Roman" w:hAnsi="Times New Roman" w:eastAsia="宋体"/>
+          <w:sz w:val="21"/>
+        </w:rPr>
+        <w:t xml:space="preserve">时间: 2026 | </w:t>
+      </w:r>
+      <w:r>
+        <w:t xml:space="preserve">链接: </w:t>
+      </w:r>
+      <w:hyperlink r:id="rId27">
+        <w:r>
+          <w:rPr>
+            <w:rFonts w:ascii="Times New Roman" w:hAnsi="Times New Roman" w:eastAsia="宋体"/>
+            <w:color w:val="0000FF"/>
+            <w:sz w:val="21"/>
+            <w:u w:val="single"/>
+          </w:rPr>
+          <w:t>https://doi.org/10.3788/col202624.031202</w:t>
+        </w:r>
+      </w:hyperlink>
+    </w:p>
+    <w:p>
+      <w:pPr>
+        <w:spacing w:before="120"/>
+      </w:pPr>
+      <w:r>
+        <w:rPr>
+          <w:rFonts w:ascii="Times New Roman" w:hAnsi="Times New Roman" w:eastAsia="宋体"/>
+          <w:b/>
+          <w:sz w:val="21"/>
+        </w:rPr>
+        <w:t>中文摘要:</w:t>
+      </w:r>
+    </w:p>
+    <w:p>
+      <w:pPr>
+        <w:ind w:firstLine="360"/>
+      </w:pPr>
+      <w:r>
+        <w:rPr>
+          <w:rFonts w:ascii="Times New Roman" w:hAnsi="Times New Roman" w:eastAsia="宋体"/>
+          <w:sz w:val="21"/>
+        </w:rPr>
+        <w:t>（摘要暂缺，等待官方补全）</w:t>
+      </w:r>
+    </w:p>
+    <w:p>
+      <w:pPr>
+        <w:spacing w:before="120"/>
+      </w:pPr>
+      <w:r>
+        <w:rPr>
+          <w:rFonts w:ascii="Times New Roman" w:hAnsi="Times New Roman" w:eastAsia="宋体"/>
+          <w:b/>
+          <w:sz w:val="21"/>
+        </w:rPr>
+        <w:t>English Abstract:</w:t>
+      </w:r>
+    </w:p>
+    <w:p>
+      <w:r>
+        <w:rPr>
+          <w:rFonts w:ascii="Times New Roman" w:hAnsi="Times New Roman" w:eastAsia="宋体"/>
+          <w:sz w:val="21"/>
+        </w:rPr>
+        <w:t>Abstract not available.</w:t>
+      </w:r>
+    </w:p>
+    <w:p>
+      <w:r>
+        <w:rPr>
+          <w:rFonts w:ascii="Times New Roman" w:hAnsi="Times New Roman" w:eastAsia="宋体"/>
+          <w:sz w:val="21"/>
+        </w:rPr>
+        <w:t>__________________________________________________</w:t>
+      </w:r>
+    </w:p>
+    <w:p>
+      <w:pPr>
+        <w:pStyle w:val="Heading2"/>
+      </w:pPr>
+      <w:r/>
+      <w:r>
+        <w:rPr>
+          <w:rFonts w:ascii="Times New Roman" w:hAnsi="Times New Roman" w:eastAsia="宋体"/>
+          <w:b/>
+          <w:color w:val="000000"/>
+          <w:sz w:val="24"/>
+        </w:rPr>
+        <w:t>基于湿度响应胆甾型液晶的全息传感</w:t>
+      </w:r>
+    </w:p>
+    <w:p>
+      <w:r>
+        <w:rPr>
+          <w:rFonts w:ascii="Times New Roman" w:hAnsi="Times New Roman" w:eastAsia="宋体"/>
+          <w:b/>
+          <w:color w:val="003264"/>
+          <w:sz w:val="24"/>
+        </w:rPr>
+        <w:t>Holographic sensing based on humidity-responsive cholesteric liquid crystals</w:t>
+      </w:r>
+    </w:p>
+    <w:p>
+      <w:r>
+        <w:rPr>
+          <w:rFonts w:ascii="Times New Roman" w:hAnsi="Times New Roman" w:eastAsia="宋体"/>
+          <w:sz w:val="21"/>
+        </w:rPr>
+        <w:t>作者: Liang Liu, Fangfang Xiao, Wei Mi, Xuejia Hu, Sensen Li, Lujian Chen</w:t>
+        <w:br/>
+      </w:r>
+      <w:r>
+        <w:rPr>
+          <w:rFonts w:ascii="Times New Roman" w:hAnsi="Times New Roman" w:eastAsia="宋体"/>
+          <w:sz w:val="21"/>
+        </w:rPr>
+        <w:t xml:space="preserve">时间: 2026 | </w:t>
+      </w:r>
+      <w:r>
+        <w:t xml:space="preserve">链接: </w:t>
+      </w:r>
+      <w:hyperlink r:id="rId28">
+        <w:r>
+          <w:rPr>
+            <w:rFonts w:ascii="Times New Roman" w:hAnsi="Times New Roman" w:eastAsia="宋体"/>
+            <w:color w:val="0000FF"/>
+            <w:sz w:val="21"/>
+            <w:u w:val="single"/>
+          </w:rPr>
+          <w:t>https://doi.org/10.3788/col202624.031601</w:t>
+        </w:r>
+      </w:hyperlink>
+    </w:p>
+    <w:p>
+      <w:pPr>
+        <w:spacing w:before="120"/>
+      </w:pPr>
+      <w:r>
+        <w:rPr>
+          <w:rFonts w:ascii="Times New Roman" w:hAnsi="Times New Roman" w:eastAsia="宋体"/>
+          <w:b/>
+          <w:sz w:val="21"/>
+        </w:rPr>
+        <w:t>中文摘要:</w:t>
+      </w:r>
+    </w:p>
+    <w:p>
+      <w:pPr>
+        <w:ind w:firstLine="360"/>
+      </w:pPr>
+      <w:r>
+        <w:rPr>
+          <w:rFonts w:ascii="Times New Roman" w:hAnsi="Times New Roman" w:eastAsia="宋体"/>
+          <w:sz w:val="21"/>
+        </w:rPr>
+        <w:t>（摘要暂缺，等待官方补全）</w:t>
+      </w:r>
+    </w:p>
+    <w:p>
+      <w:pPr>
+        <w:spacing w:before="120"/>
+      </w:pPr>
+      <w:r>
+        <w:rPr>
+          <w:rFonts w:ascii="Times New Roman" w:hAnsi="Times New Roman" w:eastAsia="宋体"/>
+          <w:b/>
+          <w:sz w:val="21"/>
+        </w:rPr>
+        <w:t>English Abstract:</w:t>
+      </w:r>
+    </w:p>
+    <w:p>
+      <w:r>
+        <w:rPr>
+          <w:rFonts w:ascii="Times New Roman" w:hAnsi="Times New Roman" w:eastAsia="宋体"/>
+          <w:sz w:val="21"/>
+        </w:rPr>
+        <w:t>Abstract not available.</w:t>
+      </w:r>
+    </w:p>
+    <w:p>
+      <w:r>
+        <w:rPr>
+          <w:rFonts w:ascii="Times New Roman" w:hAnsi="Times New Roman" w:eastAsia="宋体"/>
+          <w:sz w:val="21"/>
+        </w:rPr>
+        <w:t>__________________________________________________</w:t>
+      </w:r>
+    </w:p>
+    <w:p>
+      <w:pPr>
+        <w:pStyle w:val="Heading2"/>
+      </w:pPr>
+      <w:r/>
+      <w:r>
+        <w:rPr>
+          <w:rFonts w:ascii="Times New Roman" w:hAnsi="Times New Roman" w:eastAsia="宋体"/>
+          <w:b/>
+          <w:color w:val="000000"/>
+          <w:sz w:val="24"/>
+        </w:rPr>
+        <w:t>基于表面等离子体共振的高精度四参数光纤传感器，可同时检测温度、磁场、相对湿度和电压</w:t>
+      </w:r>
+    </w:p>
+    <w:p>
+      <w:r>
+        <w:rPr>
+          <w:rFonts w:ascii="Times New Roman" w:hAnsi="Times New Roman" w:eastAsia="宋体"/>
+          <w:b/>
+          <w:color w:val="003264"/>
+          <w:sz w:val="24"/>
+        </w:rPr>
+        <w:t>High-precision surface-plasmon-resonance-based four-parameter optical fiber sensor for simultaneous detection of temperature, magnetic field, relative humidity, and voltage</w:t>
+      </w:r>
+    </w:p>
+    <w:p>
+      <w:r>
+        <w:rPr>
+          <w:rFonts w:ascii="Times New Roman" w:hAnsi="Times New Roman" w:eastAsia="宋体"/>
+          <w:sz w:val="21"/>
+        </w:rPr>
+        <w:t>作者: Weiqiang Wang, Jingwei Lü, Jianxin Wang, Famei Wang, Wei Liu, Xinping Song, Zao Yi, Qiang Liu, Paul K. Chu, Chao Liu</w:t>
+        <w:br/>
+      </w:r>
+      <w:r>
+        <w:rPr>
+          <w:rFonts w:ascii="Times New Roman" w:hAnsi="Times New Roman" w:eastAsia="宋体"/>
+          <w:sz w:val="21"/>
+        </w:rPr>
+        <w:t xml:space="preserve">时间: 2026 | </w:t>
+      </w:r>
+      <w:r>
+        <w:t xml:space="preserve">链接: </w:t>
+      </w:r>
+      <w:hyperlink r:id="rId29">
+        <w:r>
+          <w:rPr>
+            <w:rFonts w:ascii="Times New Roman" w:hAnsi="Times New Roman" w:eastAsia="宋体"/>
+            <w:color w:val="0000FF"/>
+            <w:sz w:val="21"/>
+            <w:u w:val="single"/>
+          </w:rPr>
+          <w:t>https://doi.org/10.3788/col202624.032601</w:t>
+        </w:r>
+      </w:hyperlink>
+    </w:p>
+    <w:p>
+      <w:pPr>
+        <w:spacing w:before="120"/>
+      </w:pPr>
+      <w:r>
+        <w:rPr>
+          <w:rFonts w:ascii="Times New Roman" w:hAnsi="Times New Roman" w:eastAsia="宋体"/>
+          <w:b/>
+          <w:sz w:val="21"/>
+        </w:rPr>
+        <w:t>中文摘要:</w:t>
+      </w:r>
+    </w:p>
+    <w:p>
+      <w:pPr>
+        <w:ind w:firstLine="360"/>
+      </w:pPr>
+      <w:r>
+        <w:rPr>
+          <w:rFonts w:ascii="Times New Roman" w:hAnsi="Times New Roman" w:eastAsia="宋体"/>
+          <w:sz w:val="21"/>
+        </w:rPr>
+        <w:t>（摘要暂缺，等待官方补全）</w:t>
+      </w:r>
+    </w:p>
+    <w:p>
+      <w:pPr>
+        <w:spacing w:before="120"/>
+      </w:pPr>
+      <w:r>
+        <w:rPr>
+          <w:rFonts w:ascii="Times New Roman" w:hAnsi="Times New Roman" w:eastAsia="宋体"/>
+          <w:b/>
+          <w:sz w:val="21"/>
+        </w:rPr>
+        <w:t>English Abstract:</w:t>
+      </w:r>
+    </w:p>
+    <w:p>
+      <w:r>
+        <w:rPr>
+          <w:rFonts w:ascii="Times New Roman" w:hAnsi="Times New Roman" w:eastAsia="宋体"/>
+          <w:sz w:val="21"/>
+        </w:rPr>
+        <w:t>Abstract not available.</w:t>
+      </w:r>
+    </w:p>
+    <w:p>
+      <w:r>
+        <w:rPr>
+          <w:rFonts w:ascii="Times New Roman" w:hAnsi="Times New Roman" w:eastAsia="宋体"/>
+          <w:sz w:val="21"/>
+        </w:rPr>
+        <w:t>__________________________________________________</w:t>
+      </w:r>
+    </w:p>
+    <w:p>
+      <w:pPr>
+        <w:pStyle w:val="Heading2"/>
+      </w:pPr>
+      <w:r/>
+      <w:r>
+        <w:rPr>
+          <w:rFonts w:ascii="Times New Roman" w:hAnsi="Times New Roman" w:eastAsia="宋体"/>
+          <w:b/>
+          <w:color w:val="000000"/>
+          <w:sz w:val="24"/>
+        </w:rPr>
+        <w:t>无标题</w:t>
+      </w:r>
+    </w:p>
+    <w:p>
+      <w:r>
+        <w:rPr>
+          <w:rFonts w:ascii="Times New Roman" w:hAnsi="Times New Roman" w:eastAsia="宋体"/>
+          <w:b/>
+          <w:color w:val="003264"/>
+          <w:sz w:val="24"/>
+        </w:rPr>
+        <w:t>No Title</w:t>
+      </w:r>
+    </w:p>
+    <w:p>
+      <w:r>
+        <w:rPr>
+          <w:rFonts w:ascii="Times New Roman" w:hAnsi="Times New Roman" w:eastAsia="宋体"/>
+          <w:sz w:val="21"/>
+        </w:rPr>
+        <w:t>作者: Unknown</w:t>
+        <w:br/>
+      </w:r>
+      <w:r>
+        <w:rPr>
+          <w:rFonts w:ascii="Times New Roman" w:hAnsi="Times New Roman" w:eastAsia="宋体"/>
+          <w:sz w:val="21"/>
+        </w:rPr>
+        <w:t xml:space="preserve">时间: 2026 | </w:t>
+      </w:r>
+      <w:r>
+        <w:t xml:space="preserve">链接: </w:t>
+      </w:r>
+      <w:hyperlink r:id="rId30">
+        <w:r>
+          <w:rPr>
+            <w:rFonts w:ascii="Times New Roman" w:hAnsi="Times New Roman" w:eastAsia="宋体"/>
+            <w:color w:val="0000FF"/>
+            <w:sz w:val="21"/>
+            <w:u w:val="single"/>
+          </w:rPr>
+          <w:t>https://doi.org/10.3788/col/2026/24/4</w:t>
+        </w:r>
+      </w:hyperlink>
+    </w:p>
+    <w:p>
+      <w:pPr>
+        <w:spacing w:before="120"/>
+      </w:pPr>
+      <w:r>
+        <w:rPr>
+          <w:rFonts w:ascii="Times New Roman" w:hAnsi="Times New Roman" w:eastAsia="宋体"/>
+          <w:b/>
+          <w:sz w:val="21"/>
+        </w:rPr>
+        <w:t>中文摘要:</w:t>
+      </w:r>
+    </w:p>
+    <w:p>
+      <w:pPr>
+        <w:ind w:firstLine="360"/>
+      </w:pPr>
+      <w:r>
+        <w:rPr>
+          <w:rFonts w:ascii="Times New Roman" w:hAnsi="Times New Roman" w:eastAsia="宋体"/>
+          <w:sz w:val="21"/>
+        </w:rPr>
+        <w:t>（摘要暂缺，等待官方补全）</w:t>
+      </w:r>
+    </w:p>
+    <w:p>
+      <w:pPr>
+        <w:spacing w:before="120"/>
+      </w:pPr>
+      <w:r>
+        <w:rPr>
+          <w:rFonts w:ascii="Times New Roman" w:hAnsi="Times New Roman" w:eastAsia="宋体"/>
+          <w:b/>
+          <w:sz w:val="21"/>
+        </w:rPr>
+        <w:t>English Abstract:</w:t>
+      </w:r>
+    </w:p>
+    <w:p>
+      <w:r>
+        <w:rPr>
+          <w:rFonts w:ascii="Times New Roman" w:hAnsi="Times New Roman" w:eastAsia="宋体"/>
+          <w:sz w:val="21"/>
+        </w:rPr>
+        <w:t>Abstract not available.</w:t>
+      </w:r>
+    </w:p>
+    <w:p>
+      <w:r>
+        <w:rPr>
+          <w:rFonts w:ascii="Times New Roman" w:hAnsi="Times New Roman" w:eastAsia="宋体"/>
+          <w:sz w:val="21"/>
+        </w:rPr>
+        <w:t>__________________________________________________</w:t>
+      </w:r>
+    </w:p>
+    <w:p>
+      <w:pPr>
+        <w:pStyle w:val="Heading2"/>
+      </w:pPr>
+      <w:r/>
+      <w:r>
+        <w:rPr>
+          <w:rFonts w:ascii="Times New Roman" w:hAnsi="Times New Roman" w:eastAsia="宋体"/>
+          <w:b/>
+          <w:color w:val="000000"/>
+          <w:sz w:val="24"/>
+        </w:rPr>
+        <w:t>强泛化性神经网络用于多场景可见光通信调制格式识别</w:t>
+      </w:r>
+    </w:p>
+    <w:p>
+      <w:r>
+        <w:rPr>
+          <w:rFonts w:ascii="Times New Roman" w:hAnsi="Times New Roman" w:eastAsia="宋体"/>
+          <w:b/>
+          <w:color w:val="003264"/>
+          <w:sz w:val="24"/>
+        </w:rPr>
+        <w:t>Strong generalizability neural network for modulation format recognition in multi-scenario visible light communications</w:t>
+      </w:r>
+    </w:p>
+    <w:p>
+      <w:r>
+        <w:rPr>
+          <w:rFonts w:ascii="Times New Roman" w:hAnsi="Times New Roman" w:eastAsia="宋体"/>
+          <w:sz w:val="21"/>
+        </w:rPr>
+        <w:t>作者: Yufeng Zhang, Xiao Zhu, Hongyu Zhou, Hongyuan Zhang, Xiaodong Liu, Minglun Zhang</w:t>
+        <w:br/>
+      </w:r>
+      <w:r>
+        <w:rPr>
+          <w:rFonts w:ascii="Times New Roman" w:hAnsi="Times New Roman" w:eastAsia="宋体"/>
+          <w:sz w:val="21"/>
+        </w:rPr>
+        <w:t xml:space="preserve">时间: 2026 | </w:t>
+      </w:r>
+      <w:r>
+        <w:t xml:space="preserve">链接: </w:t>
+      </w:r>
+      <w:hyperlink r:id="rId31">
+        <w:r>
+          <w:rPr>
+            <w:rFonts w:ascii="Times New Roman" w:hAnsi="Times New Roman" w:eastAsia="宋体"/>
+            <w:color w:val="0000FF"/>
+            <w:sz w:val="21"/>
+            <w:u w:val="single"/>
+          </w:rPr>
+          <w:t>https://doi.org/10.3788/col202624.040601</w:t>
+        </w:r>
+      </w:hyperlink>
+    </w:p>
+    <w:p>
+      <w:pPr>
+        <w:spacing w:before="120"/>
+      </w:pPr>
+      <w:r>
+        <w:rPr>
+          <w:rFonts w:ascii="Times New Roman" w:hAnsi="Times New Roman" w:eastAsia="宋体"/>
+          <w:b/>
+          <w:sz w:val="21"/>
+        </w:rPr>
+        <w:t>中文摘要:</w:t>
+      </w:r>
+    </w:p>
+    <w:p>
+      <w:pPr>
+        <w:ind w:firstLine="360"/>
+      </w:pPr>
+      <w:r>
+        <w:rPr>
+          <w:rFonts w:ascii="Times New Roman" w:hAnsi="Times New Roman" w:eastAsia="宋体"/>
+          <w:sz w:val="21"/>
+        </w:rPr>
+        <w:t>（摘要暂缺，等待官方补全）</w:t>
+      </w:r>
+    </w:p>
+    <w:p>
+      <w:pPr>
+        <w:spacing w:before="120"/>
+      </w:pPr>
+      <w:r>
+        <w:rPr>
+          <w:rFonts w:ascii="Times New Roman" w:hAnsi="Times New Roman" w:eastAsia="宋体"/>
+          <w:b/>
+          <w:sz w:val="21"/>
+        </w:rPr>
+        <w:t>English Abstract:</w:t>
+      </w:r>
+    </w:p>
+    <w:p>
+      <w:r>
+        <w:rPr>
+          <w:rFonts w:ascii="Times New Roman" w:hAnsi="Times New Roman" w:eastAsia="宋体"/>
+          <w:sz w:val="21"/>
+        </w:rPr>
+        <w:t>Abstract not available.</w:t>
+      </w:r>
+    </w:p>
+    <w:p>
+      <w:r>
+        <w:rPr>
+          <w:rFonts w:ascii="Times New Roman" w:hAnsi="Times New Roman" w:eastAsia="宋体"/>
+          <w:sz w:val="21"/>
+        </w:rPr>
+        <w:t>__________________________________________________</w:t>
+      </w:r>
+    </w:p>
+    <w:p>
+      <w:pPr>
+        <w:pStyle w:val="Heading2"/>
+      </w:pPr>
+      <w:r/>
+      <w:r>
+        <w:rPr>
+          <w:rFonts w:ascii="Times New Roman" w:hAnsi="Times New Roman" w:eastAsia="宋体"/>
+          <w:b/>
+          <w:color w:val="000000"/>
+          <w:sz w:val="24"/>
+        </w:rPr>
+        <w:t>中国光学快报</w:t>
+      </w:r>
+    </w:p>
+    <w:p>
+      <w:r>
+        <w:rPr>
+          <w:rFonts w:ascii="Times New Roman" w:hAnsi="Times New Roman" w:eastAsia="宋体"/>
+          <w:b/>
+          <w:color w:val="003264"/>
+          <w:sz w:val="24"/>
+        </w:rPr>
+        <w:t>Chinese Optics Letters</w:t>
+      </w:r>
+    </w:p>
+    <w:p>
+      <w:r>
+        <w:rPr>
+          <w:rFonts w:ascii="Times New Roman" w:hAnsi="Times New Roman" w:eastAsia="宋体"/>
+          <w:sz w:val="21"/>
+        </w:rPr>
+        <w:t>作者: Unknown</w:t>
+        <w:br/>
+      </w:r>
+      <w:r>
+        <w:rPr>
+          <w:rFonts w:ascii="Times New Roman" w:hAnsi="Times New Roman" w:eastAsia="宋体"/>
+          <w:sz w:val="21"/>
+        </w:rPr>
+        <w:t xml:space="preserve">时间: 2026-01-29 | </w:t>
+      </w:r>
+      <w:r>
+        <w:t xml:space="preserve">链接: </w:t>
+      </w:r>
+      <w:hyperlink r:id="rId32">
+        <w:r>
+          <w:rPr>
+            <w:rFonts w:ascii="Times New Roman" w:hAnsi="Times New Roman" w:eastAsia="宋体"/>
+            <w:color w:val="0000FF"/>
+            <w:sz w:val="21"/>
+            <w:u w:val="single"/>
+          </w:rPr>
+          <w:t>https://doi.org/10.3788/col</w:t>
+        </w:r>
+      </w:hyperlink>
+    </w:p>
+    <w:p>
+      <w:pPr>
+        <w:spacing w:before="120"/>
+      </w:pPr>
+      <w:r>
+        <w:rPr>
+          <w:rFonts w:ascii="Times New Roman" w:hAnsi="Times New Roman" w:eastAsia="宋体"/>
+          <w:b/>
+          <w:sz w:val="21"/>
+        </w:rPr>
+        <w:t>中文摘要:</w:t>
+      </w:r>
+    </w:p>
+    <w:p>
+      <w:pPr>
+        <w:ind w:firstLine="360"/>
+      </w:pPr>
+      <w:r>
+        <w:rPr>
+          <w:rFonts w:ascii="Times New Roman" w:hAnsi="Times New Roman" w:eastAsia="宋体"/>
+          <w:sz w:val="21"/>
+        </w:rPr>
+        <w:t>（摘要暂缺，等待官方补全）</w:t>
+      </w:r>
+    </w:p>
+    <w:p>
+      <w:pPr>
+        <w:spacing w:before="120"/>
+      </w:pPr>
+      <w:r>
+        <w:rPr>
+          <w:rFonts w:ascii="Times New Roman" w:hAnsi="Times New Roman" w:eastAsia="宋体"/>
+          <w:b/>
+          <w:sz w:val="21"/>
+        </w:rPr>
+        <w:t>English Abstract:</w:t>
+      </w:r>
+    </w:p>
+    <w:p>
+      <w:r>
+        <w:rPr>
+          <w:rFonts w:ascii="Times New Roman" w:hAnsi="Times New Roman" w:eastAsia="宋体"/>
+          <w:sz w:val="21"/>
+        </w:rPr>
+        <w:t>Abstract not available.</w:t>
+      </w:r>
+    </w:p>
+    <w:p>
+      <w:r>
+        <w:rPr>
+          <w:rFonts w:ascii="Times New Roman" w:hAnsi="Times New Roman" w:eastAsia="宋体"/>
+          <w:sz w:val="21"/>
+        </w:rPr>
+        <w:t>__________________________________________________</w:t>
+      </w:r>
+    </w:p>
     <w:sectPr>
       <w:footerReference w:type="default" r:id="rId9"/>
       <w:pgSz w:w="12240" w:h="15840"/>

--- a/Optical_Papers_260130.docx
+++ b/Optical_Papers_260130.docx
@@ -2916,6 +2916,141 @@
         <w:t>__________________________________________________</w:t>
       </w:r>
     </w:p>
+    <w:p>
+      <w:pPr>
+        <w:pStyle w:val="Heading1"/>
+      </w:pPr>
+      <w:r>
+        <w:rPr>
+          <w:rFonts w:ascii="Times New Roman" w:hAnsi="Times New Roman" w:eastAsia="宋体"/>
+          <w:b/>
+          <w:color w:val="000000"/>
+          <w:sz w:val="32"/>
+        </w:rPr>
+        <w:t>J. Opt. Soc. Am. A</w:t>
+      </w:r>
+    </w:p>
+    <w:p>
+      <w:pPr>
+        <w:jc w:val="center"/>
+      </w:pPr>
+      <w:r>
+        <w:t>--- 更新: 08:27 ---</w:t>
+      </w:r>
+    </w:p>
+    <w:p>
+      <w:pPr>
+        <w:pStyle w:val="Heading2"/>
+      </w:pPr>
+      <w:r/>
+      <w:r>
+        <w:rPr>
+          <w:rFonts w:ascii="Times New Roman" w:hAnsi="Times New Roman" w:eastAsia="宋体"/>
+          <w:b/>
+          <w:color w:val="000000"/>
+          <w:sz w:val="24"/>
+        </w:rPr>
+        <w:t>光学平面波导模态分析的谱元法</w:t>
+      </w:r>
+    </w:p>
+    <w:p>
+      <w:r>
+        <w:rPr>
+          <w:rFonts w:ascii="Times New Roman" w:hAnsi="Times New Roman" w:eastAsia="宋体"/>
+          <w:b/>
+          <w:color w:val="003264"/>
+          <w:sz w:val="24"/>
+        </w:rPr>
+        <w:t>Spectral element method for optical planar waveguide modal analysis</w:t>
+      </w:r>
+    </w:p>
+    <w:p>
+      <w:r>
+        <w:rPr>
+          <w:rFonts w:ascii="Times New Roman" w:hAnsi="Times New Roman" w:eastAsia="宋体"/>
+          <w:sz w:val="21"/>
+        </w:rPr>
+        <w:t>作者: Gérard Granet, Malalatiana Rinah Rasoamilanto, Karyl Raniriharinosy, Kofi Edee, Manjakavola Honoré Randriamihaja</w:t>
+        <w:br/>
+      </w:r>
+      <w:r>
+        <w:rPr>
+          <w:rFonts w:ascii="Times New Roman" w:hAnsi="Times New Roman" w:eastAsia="宋体"/>
+          <w:sz w:val="21"/>
+        </w:rPr>
+        <w:t xml:space="preserve">时间: 2026-01-27 | </w:t>
+      </w:r>
+      <w:r>
+        <w:t xml:space="preserve">链接: </w:t>
+      </w:r>
+      <w:hyperlink r:id="rId34">
+        <w:r>
+          <w:rPr>
+            <w:rFonts w:ascii="Times New Roman" w:hAnsi="Times New Roman" w:eastAsia="宋体"/>
+            <w:color w:val="0000FF"/>
+            <w:sz w:val="21"/>
+            <w:u w:val="single"/>
+          </w:rPr>
+          <w:t>https://doi.org/10.1364/josaa.574250</w:t>
+        </w:r>
+      </w:hyperlink>
+    </w:p>
+    <w:p>
+      <w:pPr>
+        <w:spacing w:before="120"/>
+      </w:pPr>
+      <w:r>
+        <w:rPr>
+          <w:rFonts w:ascii="Times New Roman" w:hAnsi="Times New Roman" w:eastAsia="宋体"/>
+          <w:b/>
+          <w:sz w:val="21"/>
+        </w:rPr>
+        <w:t>中文摘要:</w:t>
+      </w:r>
+    </w:p>
+    <w:p>
+      <w:pPr>
+        <w:ind w:firstLine="360"/>
+      </w:pPr>
+      <w:r>
+        <w:rPr>
+          <w:rFonts w:ascii="Times New Roman" w:hAnsi="Times New Roman" w:eastAsia="宋体"/>
+          <w:sz w:val="21"/>
+        </w:rPr>
+        <w:t>开发了一种谱元方法来确定平面多层波导中导模和漏模的传播常数。该技术的独创性在于我们认为这是用修改的勒让德多项式构建的层次基础和有效处理半无限计算子域的有理映射的新颖组合。为了处理漏波，我们将代数映射扩展到充当完美匹配层（PML）的复杂坐标。因此，该方法自然地强制无限远处的辐射条件和材料界面处的边界条件，从而无需额外的约束或数值处理即可改善收敛特性。通过与高折射率对比度电介质和等离子体波导、ARROW 各向异性结构和量子阱波导的文献结果进行比较，证明了我们方法的效率和数值精度。</w:t>
+      </w:r>
+    </w:p>
+    <w:p>
+      <w:pPr>
+        <w:spacing w:before="120"/>
+      </w:pPr>
+      <w:r>
+        <w:rPr>
+          <w:rFonts w:ascii="Times New Roman" w:hAnsi="Times New Roman" w:eastAsia="宋体"/>
+          <w:b/>
+          <w:sz w:val="21"/>
+        </w:rPr>
+        <w:t>English Abstract:</w:t>
+      </w:r>
+    </w:p>
+    <w:p>
+      <w:r>
+        <w:rPr>
+          <w:rFonts w:ascii="Times New Roman" w:hAnsi="Times New Roman" w:eastAsia="宋体"/>
+          <w:sz w:val="21"/>
+        </w:rPr>
+        <w:t>A spectral element method is developed for determining the propagation constants of guided and leaky modes in planar multilayer waveguides. The originality of the technique lies in what we believe to be a novel combination of a hierarchical basis built with modified Legendre polynomials and a rational mapping that efficiently handles semi-infinite computational subdomains. To handle leaky waves, we extend the algebraic mapping to complex coordinates that act as perfectly matched layers (PMLs). The method thus naturally enforces both radiation conditions at infinity and boundary conditions at material interfaces, leading to improved convergence properties without additional constraints or numerical treatments. The efficiency and numerical precision of our method are demonstrated through comparisons with results from the literature for high-index-contrast dielectric and plasmonic waveguides, ARROW anisotropic structures, and quantum well waveguides.</w:t>
+      </w:r>
+    </w:p>
+    <w:p>
+      <w:r>
+        <w:rPr>
+          <w:rFonts w:ascii="Times New Roman" w:hAnsi="Times New Roman" w:eastAsia="宋体"/>
+          <w:sz w:val="21"/>
+        </w:rPr>
+        <w:t>__________________________________________________</w:t>
+      </w:r>
+    </w:p>
     <w:sectPr>
       <w:footerReference w:type="default" r:id="rId9"/>
       <w:pgSz w:w="12240" w:h="15840"/>

--- a/Optical_Papers_260130.docx
+++ b/Optical_Papers_260130.docx
@@ -13116,6 +13116,254 @@
           <w:sz w:val="21"/>
         </w:rPr>
         <w:t>Neural Radiance Fields (NeRFs) have emerged as a powerful paradigm for multi-view reconstruction, complementing classical photogrammetric pipelines based on Structure-from-Motion (SfM) and Multi-View Stereo (MVS). However, their reliability for quantitative 3D analysis in dense, self-occluding scenes remains poorly understood. In this study, we identify a fundamental failure mode of implicit density fields under heavy occlusion, which we term Interior Geometric Degradation (IGD). We show that transmittance-based volumetric optimization satisfies photometric supervision by reconstructing hollow or fragmented structures rather than solid interiors, leading to systematic instance undercounting. Through controlled experiments on synthetic datasets with increasing occlusion, we demonstrate that state-of-the-art mask-supervised NeRFs saturate at approximately 89% instance recovery in dense scenes, despite improved surface coherence and mask quality. To overcome this limitation, we introduce an explicit geometric pipeline based on Sparse Voxel Rasterization (SVRaster), initialized from SfM feature geometry. By projecting 2D instance masks onto an explicit voxel grid and enforcing geometric separation via recursive splitting, our approach preserves physical solidity and achieves a 95.8% recovery rate in dense clusters. A sensitivity analysis using degraded segmentation masks further shows that explicit SfM-based geometry is substantially more robust to supervision failure, recovering 43% more instances than implicit baselines. These results demonstrate that explicit geometric priors are a prerequisite for reliable quantitative analysis in highly self-occluding 3D scenes.</w:t>
+      </w:r>
+    </w:p>
+    <w:p>
+      <w:r>
+        <w:rPr>
+          <w:rFonts w:ascii="Times New Roman" w:hAnsi="Times New Roman" w:eastAsia="宋体"/>
+          <w:sz w:val="21"/>
+        </w:rPr>
+        <w:t>__________________________________________________</w:t>
+      </w:r>
+    </w:p>
+    <w:p>
+      <w:pPr>
+        <w:pStyle w:val="Heading1"/>
+      </w:pPr>
+      <w:r>
+        <w:rPr>
+          <w:rFonts w:ascii="Times New Roman" w:hAnsi="Times New Roman" w:eastAsia="宋体"/>
+          <w:b/>
+          <w:color w:val="000000"/>
+          <w:sz w:val="32"/>
+        </w:rPr>
+        <w:t>Applied Optics</w:t>
+      </w:r>
+    </w:p>
+    <w:p>
+      <w:pPr>
+        <w:jc w:val="center"/>
+      </w:pPr>
+      <w:r>
+        <w:t>--- 更新: 13:27 ---</w:t>
+      </w:r>
+    </w:p>
+    <w:p>
+      <w:pPr>
+        <w:pStyle w:val="Heading2"/>
+      </w:pPr>
+      <w:r/>
+      <w:r>
+        <w:rPr>
+          <w:rFonts w:ascii="Times New Roman" w:hAnsi="Times New Roman" w:eastAsia="宋体"/>
+          <w:b/>
+          <w:color w:val="000000"/>
+          <w:sz w:val="24"/>
+        </w:rPr>
+        <w:t>通过高温退火和 Ti 离子注入对 α-Al 2 O 3 进行缺陷工程，以增强发光和测温应用</w:t>
+      </w:r>
+    </w:p>
+    <w:p>
+      <w:r>
+        <w:rPr>
+          <w:rFonts w:ascii="Times New Roman" w:hAnsi="Times New Roman" w:eastAsia="宋体"/>
+          <w:b/>
+          <w:color w:val="003264"/>
+          <w:sz w:val="24"/>
+        </w:rPr>
+        <w:t>Defects engineering of α-Al 2 O 3 via high-temperature annealing and Ti ion implantation for enhanced luminescence and thermometric applications</w:t>
+      </w:r>
+    </w:p>
+    <w:p>
+      <w:r>
+        <w:rPr>
+          <w:rFonts w:ascii="Times New Roman" w:hAnsi="Times New Roman" w:eastAsia="宋体"/>
+          <w:sz w:val="21"/>
+        </w:rPr>
+        <w:t>作者: Yiming Hu, Yifan Zhao, Zhen Shang, Ye Yuan, Yongjian Gu</w:t>
+        <w:br/>
+      </w:r>
+      <w:r>
+        <w:rPr>
+          <w:rFonts w:ascii="Times New Roman" w:hAnsi="Times New Roman" w:eastAsia="宋体"/>
+          <w:sz w:val="21"/>
+        </w:rPr>
+        <w:t xml:space="preserve">时间: 2026-01-26 | </w:t>
+      </w:r>
+      <w:r>
+        <w:t xml:space="preserve">链接: </w:t>
+      </w:r>
+      <w:hyperlink r:id="rId123">
+        <w:r>
+          <w:rPr>
+            <w:rFonts w:ascii="Times New Roman" w:hAnsi="Times New Roman" w:eastAsia="宋体"/>
+            <w:color w:val="0000FF"/>
+            <w:sz w:val="21"/>
+            <w:u w:val="single"/>
+          </w:rPr>
+          <w:t>https://doi.org/10.1364/ao.585084</w:t>
+        </w:r>
+      </w:hyperlink>
+    </w:p>
+    <w:p>
+      <w:pPr>
+        <w:spacing w:before="120"/>
+      </w:pPr>
+      <w:r>
+        <w:rPr>
+          <w:rFonts w:ascii="Times New Roman" w:hAnsi="Times New Roman" w:eastAsia="宋体"/>
+          <w:b/>
+          <w:sz w:val="21"/>
+        </w:rPr>
+        <w:t>中文摘要:</w:t>
+      </w:r>
+    </w:p>
+    <w:p>
+      <w:pPr>
+        <w:ind w:firstLine="360"/>
+      </w:pPr>
+      <w:r>
+        <w:rPr>
+          <w:rFonts w:ascii="Times New Roman" w:hAnsi="Times New Roman" w:eastAsia="宋体"/>
+          <w:sz w:val="21"/>
+        </w:rPr>
+        <w:t>氧化铝（Al 2 O 3 ）由于其缺陷特性、优异的光电和机械性能而引起了人们的广泛关注，在化学、传感和相关技术中具有广阔的应用前景。氧空位（F和F + 中心）作为Al 2 O 3 中普遍存在的缺陷，由于其良好的应用前景而引起了广泛的研究关注。本研究通过N 2 气氛下的高温（1450 ∘ C）退火，在Al 2 O 3 中高效、便捷地制备了氧空位及其聚集体（F 2 和F 2 2+ ）。随后的低能量和低剂量Ti离子注入有效地敏化了F 2 2+ 发光，将荧光强度增强了一个数量级。温度依赖性研究表明，升高的温度会减弱敏化效应，导致逐渐的荧光猝灭。同时，光谱展宽（半高宽增加）伴随着发射峰的蓝移。这种协同热响应表明测温应用具有广阔的潜力。</w:t>
+      </w:r>
+    </w:p>
+    <w:p>
+      <w:pPr>
+        <w:spacing w:before="120"/>
+      </w:pPr>
+      <w:r>
+        <w:rPr>
+          <w:rFonts w:ascii="Times New Roman" w:hAnsi="Times New Roman" w:eastAsia="宋体"/>
+          <w:b/>
+          <w:sz w:val="21"/>
+        </w:rPr>
+        <w:t>English Abstract:</w:t>
+      </w:r>
+    </w:p>
+    <w:p>
+      <w:r>
+        <w:rPr>
+          <w:rFonts w:ascii="Times New Roman" w:hAnsi="Times New Roman" w:eastAsia="宋体"/>
+          <w:sz w:val="21"/>
+        </w:rPr>
+        <w:t>Aluminum oxide (Al 2 O 3 ) has garnered considerable interest owing to its defect characteristics, superior optoelectronic, and mechanical properties, enabling broad application prospects in chemical, sensing, and related technologies. Oxygen vacancies (F and F + center), as prevalent defects in Al 2 O 3 , have attracted considerable research attention due to their promising application prospects. In this study, oxygen vacancies and their aggregates (F 2 and F 2 2+ ) were efficiently and conveniently fabricated in Al 2 O 3 via high-temperature (1450 ∘ C) annealing under N 2 atmosphere. Subsequent low-energy and low-dose Ti ion implantation effectively sensitized the F 2 2+ luminescence, enhancing the fluorescence intensity by an order of magnitude. Temperature-dependent studies revealed that elevated temperatures attenuated the sensitization effect, resulting in progressive fluorescence quenching. Concurrently, spectral broadening (increased FWHM) accompanied a blueshift of the emission peaks. This synergistic thermal response suggests promising potential for thermometry applications.</w:t>
+      </w:r>
+    </w:p>
+    <w:p>
+      <w:r>
+        <w:rPr>
+          <w:rFonts w:ascii="Times New Roman" w:hAnsi="Times New Roman" w:eastAsia="宋体"/>
+          <w:sz w:val="21"/>
+        </w:rPr>
+        <w:t>__________________________________________________</w:t>
+      </w:r>
+    </w:p>
+    <w:p>
+      <w:pPr>
+        <w:pStyle w:val="Heading2"/>
+      </w:pPr>
+      <w:r/>
+      <w:r>
+        <w:rPr>
+          <w:rFonts w:ascii="Times New Roman" w:hAnsi="Times New Roman" w:eastAsia="宋体"/>
+          <w:b/>
+          <w:color w:val="000000"/>
+          <w:sz w:val="24"/>
+        </w:rPr>
+        <w:t>改进的 Sage–Husa 自适应卡尔曼滤波器，用于双梳测距中的多源噪声抑制</w:t>
+      </w:r>
+    </w:p>
+    <w:p>
+      <w:r>
+        <w:rPr>
+          <w:rFonts w:ascii="Times New Roman" w:hAnsi="Times New Roman" w:eastAsia="宋体"/>
+          <w:b/>
+          <w:color w:val="003264"/>
+          <w:sz w:val="24"/>
+        </w:rPr>
+        <w:t>Modified Sage–Husa adaptive Kalman filter for multi-source noise mitigation in dual-comb ranging</w:t>
+      </w:r>
+    </w:p>
+    <w:p>
+      <w:r>
+        <w:rPr>
+          <w:rFonts w:ascii="Times New Roman" w:hAnsi="Times New Roman" w:eastAsia="宋体"/>
+          <w:sz w:val="21"/>
+        </w:rPr>
+        <w:t>作者: Le Xu, Zhehai Zhou, Aike Yu, Shiyu Yang</w:t>
+        <w:br/>
+      </w:r>
+      <w:r>
+        <w:rPr>
+          <w:rFonts w:ascii="Times New Roman" w:hAnsi="Times New Roman" w:eastAsia="宋体"/>
+          <w:sz w:val="21"/>
+        </w:rPr>
+        <w:t xml:space="preserve">时间: 2026-01-26 | </w:t>
+      </w:r>
+      <w:r>
+        <w:t xml:space="preserve">链接: </w:t>
+      </w:r>
+      <w:hyperlink r:id="rId124">
+        <w:r>
+          <w:rPr>
+            <w:rFonts w:ascii="Times New Roman" w:hAnsi="Times New Roman" w:eastAsia="宋体"/>
+            <w:color w:val="0000FF"/>
+            <w:sz w:val="21"/>
+            <w:u w:val="single"/>
+          </w:rPr>
+          <w:t>https://doi.org/10.1364/ao.582876</w:t>
+        </w:r>
+      </w:hyperlink>
+    </w:p>
+    <w:p>
+      <w:pPr>
+        <w:spacing w:before="120"/>
+      </w:pPr>
+      <w:r>
+        <w:rPr>
+          <w:rFonts w:ascii="Times New Roman" w:hAnsi="Times New Roman" w:eastAsia="宋体"/>
+          <w:b/>
+          <w:sz w:val="21"/>
+        </w:rPr>
+        <w:t>中文摘要:</w:t>
+      </w:r>
+    </w:p>
+    <w:p>
+      <w:pPr>
+        <w:ind w:firstLine="360"/>
+      </w:pPr>
+      <w:r>
+        <w:rPr>
+          <w:rFonts w:ascii="Times New Roman" w:hAnsi="Times New Roman" w:eastAsia="宋体"/>
+          <w:sz w:val="21"/>
+        </w:rPr>
+        <w:t>双光梳测距具有测量精度高、更新速率快的优点；但在实际应用中容易受到环境干扰，其测量信息往往混杂着时变、非平稳的环境噪声，导致测距精度下降。在本文中，我们提出了一种结合残差和滑动窗口的改进的Sage-Husa自适应卡尔曼滤波（SHAKF）算法，用于双梳绝对距离测量系统中的多源降噪。此外，还引入了VMD-SWT算法来对干涉信号进行数字处理。该算法保留了Sage-Husa滤波器的遗忘因子，引入Q和R的指数加权更新来增强参数估计的实时性，提出滑动窗口策略来处理突变噪声，同时根据噪声自适应调整参数。经验证，我们的方法可以有效抑制多种类型的噪声，将测距精度提高一个数量级至微米级，并将五个测量集的平均绝对误差 (MAE) 和均方根误差 (RMSE) 降低 63% 以上。</w:t>
+      </w:r>
+    </w:p>
+    <w:p>
+      <w:pPr>
+        <w:spacing w:before="120"/>
+      </w:pPr>
+      <w:r>
+        <w:rPr>
+          <w:rFonts w:ascii="Times New Roman" w:hAnsi="Times New Roman" w:eastAsia="宋体"/>
+          <w:b/>
+          <w:sz w:val="21"/>
+        </w:rPr>
+        <w:t>English Abstract:</w:t>
+      </w:r>
+    </w:p>
+    <w:p>
+      <w:r>
+        <w:rPr>
+          <w:rFonts w:ascii="Times New Roman" w:hAnsi="Times New Roman" w:eastAsia="宋体"/>
+          <w:sz w:val="21"/>
+        </w:rPr>
+        <w:t>Dual optical comb ranging has the advantages of high measurement accuracy and fast update rate; however, it is susceptible to environmental disturbances in practical applications, and its measurement information is often mixed with time-varying and non-stationary environmental noise, which results in the decrease of ranging accuracy. In this paper, we proposed a modified Sage–Husa adaptive Kalman filtering (SHAKF) algorithm combining residuals and sliding windows for multi-source noise reduction in dual-comb absolute distance measurement systems. In addition, the VMD–SWT algorithm is introduced to digitally process the interferometric signals. The algorithm retains the Sage–Husa filter forgetting factor, introduces exponentially weighted updating of Q and R to enhance the real-time performance of parameter estimation, presenting a sliding window strategy to deal with sudden change noise while adaptively adjusting the parameters according to the noise. Our method has been verified to effectively suppress multiple types of noise, improving the ranging accuracy by an order of magnitude to the micrometer level and reducing both the mean absolute error (MAE) and root mean square error (RMSE) by more than 63% across five measurement sets.</w:t>
       </w:r>
     </w:p>
     <w:p>

--- a/Optical_Papers_260130.docx
+++ b/Optical_Papers_260130.docx
@@ -2270,6 +2270,119 @@
             <w:u w:val="single"/>
           </w:rPr>
           <w:t>https://doi.org/10.1016/j.optcom.2026.132971</w:t>
+        </w:r>
+      </w:hyperlink>
+    </w:p>
+    <w:p>
+      <w:pPr>
+        <w:spacing w:before="120"/>
+      </w:pPr>
+      <w:r>
+        <w:rPr>
+          <w:rFonts w:ascii="Times New Roman" w:hAnsi="Times New Roman" w:eastAsia="宋体"/>
+          <w:b/>
+          <w:sz w:val="21"/>
+        </w:rPr>
+        <w:t>中文摘要:</w:t>
+      </w:r>
+    </w:p>
+    <w:p>
+      <w:pPr>
+        <w:ind w:firstLine="360"/>
+      </w:pPr>
+      <w:r>
+        <w:rPr>
+          <w:rFonts w:ascii="Times New Roman" w:hAnsi="Times New Roman" w:eastAsia="宋体"/>
+          <w:sz w:val="21"/>
+        </w:rPr>
+        <w:t>（摘要暂缺，等待官方补全）</w:t>
+      </w:r>
+    </w:p>
+    <w:p>
+      <w:pPr>
+        <w:spacing w:before="120"/>
+      </w:pPr>
+      <w:r>
+        <w:rPr>
+          <w:rFonts w:ascii="Times New Roman" w:hAnsi="Times New Roman" w:eastAsia="宋体"/>
+          <w:b/>
+          <w:sz w:val="21"/>
+        </w:rPr>
+        <w:t>English Abstract:</w:t>
+      </w:r>
+    </w:p>
+    <w:p>
+      <w:r>
+        <w:rPr>
+          <w:rFonts w:ascii="Times New Roman" w:hAnsi="Times New Roman" w:eastAsia="宋体"/>
+          <w:sz w:val="21"/>
+        </w:rPr>
+        <w:t>Abstract not available.</w:t>
+      </w:r>
+    </w:p>
+    <w:p>
+      <w:r>
+        <w:rPr>
+          <w:rFonts w:ascii="Times New Roman" w:hAnsi="Times New Roman" w:eastAsia="宋体"/>
+          <w:sz w:val="21"/>
+        </w:rPr>
+        <w:t>__________________________________________________</w:t>
+      </w:r>
+    </w:p>
+    <w:p>
+      <w:pPr>
+        <w:pStyle w:val="Heading2"/>
+      </w:pPr>
+      <w:r/>
+      <w:r>
+        <w:rPr>
+          <w:rFonts w:ascii="Times New Roman" w:hAnsi="Times New Roman" w:eastAsia="宋体"/>
+          <w:b/>
+          <w:color w:val="000000"/>
+          <w:sz w:val="24"/>
+        </w:rPr>
+        <w:t>利用条纹投影和深度学习精确捕捉和显示真实世界的三维场景</w:t>
+      </w:r>
+    </w:p>
+    <w:p>
+      <w:r>
+        <w:rPr>
+          <w:rFonts w:ascii="Times New Roman" w:hAnsi="Times New Roman" w:eastAsia="宋体"/>
+          <w:b/>
+          <w:color w:val="003264"/>
+          <w:sz w:val="24"/>
+        </w:rPr>
+        <w:t>Accurate capture and display of real-world three-dimensional scene using fringe projection and deep-learning</w:t>
+      </w:r>
+    </w:p>
+    <w:p>
+      <w:r>
+        <w:rPr>
+          <w:rFonts w:ascii="Times New Roman" w:hAnsi="Times New Roman" w:eastAsia="宋体"/>
+          <w:sz w:val="21"/>
+        </w:rPr>
+        <w:t>作者: Mengmeng Shen, Jiacheng Luo, Fengjuan Chen, Haihua Zhang, Yong Li</w:t>
+        <w:br/>
+      </w:r>
+      <w:r>
+        <w:rPr>
+          <w:rFonts w:ascii="Times New Roman" w:hAnsi="Times New Roman" w:eastAsia="宋体"/>
+          <w:sz w:val="21"/>
+        </w:rPr>
+        <w:t xml:space="preserve">时间: 2026-01-01 | </w:t>
+      </w:r>
+      <w:r>
+        <w:t xml:space="preserve">链接: </w:t>
+      </w:r>
+      <w:hyperlink r:id="rId125">
+        <w:r>
+          <w:rPr>
+            <w:rFonts w:ascii="Times New Roman" w:hAnsi="Times New Roman" w:eastAsia="宋体"/>
+            <w:color w:val="0000FF"/>
+            <w:sz w:val="21"/>
+            <w:u w:val="single"/>
+          </w:rPr>
+          <w:t>https://doi.org/10.1016/j.optcom.2026.132963</w:t>
         </w:r>
       </w:hyperlink>
     </w:p>

--- a/Optical_Papers_260130.docx
+++ b/Optical_Papers_260130.docx
@@ -2061,6 +2061,119 @@
     </w:p>
     <w:p>
       <w:pPr>
+        <w:pStyle w:val="Heading2"/>
+      </w:pPr>
+      <w:r/>
+      <w:r>
+        <w:rPr>
+          <w:rFonts w:ascii="Times New Roman" w:hAnsi="Times New Roman" w:eastAsia="宋体"/>
+          <w:b/>
+          <w:color w:val="000000"/>
+          <w:sz w:val="24"/>
+        </w:rPr>
+        <w:t>通过聚集二氧化硅颗粒/聚二甲基硅氧烷薄膜的多重散射效应增强太阳能电池板的被动辐射冷却性能</w:t>
+      </w:r>
+    </w:p>
+    <w:p>
+      <w:r>
+        <w:rPr>
+          <w:rFonts w:ascii="Times New Roman" w:hAnsi="Times New Roman" w:eastAsia="宋体"/>
+          <w:b/>
+          <w:color w:val="003264"/>
+          <w:sz w:val="24"/>
+        </w:rPr>
+        <w:t>Enhancing Passive Radiative Cooling Performance on Solar Panels via Multiple Scattering Effects in Aggregated Silica Particles/Polydimethylsiloxane Films</w:t>
+      </w:r>
+    </w:p>
+    <w:p>
+      <w:r>
+        <w:rPr>
+          <w:rFonts w:ascii="Times New Roman" w:hAnsi="Times New Roman" w:eastAsia="宋体"/>
+          <w:sz w:val="21"/>
+        </w:rPr>
+        <w:t>作者: Hang Thi Nguyet Le, Eka Lutfi Septiani, Tomoyuki Hirano, Kiet Le Anh Cao, Takashi Ogi</w:t>
+        <w:br/>
+      </w:r>
+      <w:r>
+        <w:rPr>
+          <w:rFonts w:ascii="Times New Roman" w:hAnsi="Times New Roman" w:eastAsia="宋体"/>
+          <w:sz w:val="21"/>
+        </w:rPr>
+        <w:t xml:space="preserve">时间: 2026-01-29 | </w:t>
+      </w:r>
+      <w:r>
+        <w:t xml:space="preserve">链接: </w:t>
+      </w:r>
+      <w:hyperlink r:id="rId130">
+        <w:r>
+          <w:rPr>
+            <w:rFonts w:ascii="Times New Roman" w:hAnsi="Times New Roman" w:eastAsia="宋体"/>
+            <w:color w:val="0000FF"/>
+            <w:sz w:val="21"/>
+            <w:u w:val="single"/>
+          </w:rPr>
+          <w:t>https://doi.org/10.1021/acsphotonics.5c02627</w:t>
+        </w:r>
+      </w:hyperlink>
+    </w:p>
+    <w:p>
+      <w:pPr>
+        <w:spacing w:before="120"/>
+      </w:pPr>
+      <w:r>
+        <w:rPr>
+          <w:rFonts w:ascii="Times New Roman" w:hAnsi="Times New Roman" w:eastAsia="宋体"/>
+          <w:b/>
+          <w:sz w:val="21"/>
+        </w:rPr>
+        <w:t>中文摘要:</w:t>
+      </w:r>
+    </w:p>
+    <w:p>
+      <w:pPr>
+        <w:ind w:firstLine="360"/>
+      </w:pPr>
+      <w:r>
+        <w:rPr>
+          <w:rFonts w:ascii="Times New Roman" w:hAnsi="Times New Roman" w:eastAsia="宋体"/>
+          <w:sz w:val="21"/>
+        </w:rPr>
+        <w:t>（摘要暂缺，等待官方补全）</w:t>
+      </w:r>
+    </w:p>
+    <w:p>
+      <w:pPr>
+        <w:spacing w:before="120"/>
+      </w:pPr>
+      <w:r>
+        <w:rPr>
+          <w:rFonts w:ascii="Times New Roman" w:hAnsi="Times New Roman" w:eastAsia="宋体"/>
+          <w:b/>
+          <w:sz w:val="21"/>
+        </w:rPr>
+        <w:t>English Abstract:</w:t>
+      </w:r>
+    </w:p>
+    <w:p>
+      <w:r>
+        <w:rPr>
+          <w:rFonts w:ascii="Times New Roman" w:hAnsi="Times New Roman" w:eastAsia="宋体"/>
+          <w:sz w:val="21"/>
+        </w:rPr>
+        <w:t>Abstract not available.</w:t>
+      </w:r>
+    </w:p>
+    <w:p>
+      <w:r>
+        <w:rPr>
+          <w:rFonts w:ascii="Times New Roman" w:hAnsi="Times New Roman" w:eastAsia="宋体"/>
+          <w:sz w:val="21"/>
+        </w:rPr>
+        <w:t>__________________________________________________</w:t>
+      </w:r>
+    </w:p>
+    <w:p>
+      <w:pPr>
         <w:pStyle w:val="Heading1"/>
       </w:pPr>
       <w:r>
@@ -2444,6 +2557,232 @@
     </w:p>
     <w:p>
       <w:pPr>
+        <w:pStyle w:val="Heading2"/>
+      </w:pPr>
+      <w:r/>
+      <w:r>
+        <w:rPr>
+          <w:rFonts w:ascii="Times New Roman" w:hAnsi="Times New Roman" w:eastAsia="宋体"/>
+          <w:b/>
+          <w:color w:val="000000"/>
+          <w:sz w:val="24"/>
+        </w:rPr>
+        <w:t>一次性最佳圆条纹投影轮廓测量</w:t>
+      </w:r>
+    </w:p>
+    <w:p>
+      <w:r>
+        <w:rPr>
+          <w:rFonts w:ascii="Times New Roman" w:hAnsi="Times New Roman" w:eastAsia="宋体"/>
+          <w:b/>
+          <w:color w:val="003264"/>
+          <w:sz w:val="24"/>
+        </w:rPr>
+        <w:t>One-shot optimal circular fringe projection profilometry</w:t>
+      </w:r>
+    </w:p>
+    <w:p>
+      <w:r>
+        <w:rPr>
+          <w:rFonts w:ascii="Times New Roman" w:hAnsi="Times New Roman" w:eastAsia="宋体"/>
+          <w:sz w:val="21"/>
+        </w:rPr>
+        <w:t>作者: Haiming Lu, Geyou Zhang, Rui Gao, Tong Zhou, Bo Zhang, Bin Xu, Kai Liu</w:t>
+        <w:br/>
+      </w:r>
+      <w:r>
+        <w:rPr>
+          <w:rFonts w:ascii="Times New Roman" w:hAnsi="Times New Roman" w:eastAsia="宋体"/>
+          <w:sz w:val="21"/>
+        </w:rPr>
+        <w:t xml:space="preserve">时间: 2026-01-01 | </w:t>
+      </w:r>
+      <w:r>
+        <w:t xml:space="preserve">链接: </w:t>
+      </w:r>
+      <w:hyperlink r:id="rId127">
+        <w:r>
+          <w:rPr>
+            <w:rFonts w:ascii="Times New Roman" w:hAnsi="Times New Roman" w:eastAsia="宋体"/>
+            <w:color w:val="0000FF"/>
+            <w:sz w:val="21"/>
+            <w:u w:val="single"/>
+          </w:rPr>
+          <w:t>https://doi.org/10.1016/j.optcom.2026.132959</w:t>
+        </w:r>
+      </w:hyperlink>
+    </w:p>
+    <w:p>
+      <w:pPr>
+        <w:spacing w:before="120"/>
+      </w:pPr>
+      <w:r>
+        <w:rPr>
+          <w:rFonts w:ascii="Times New Roman" w:hAnsi="Times New Roman" w:eastAsia="宋体"/>
+          <w:b/>
+          <w:sz w:val="21"/>
+        </w:rPr>
+        <w:t>中文摘要:</w:t>
+      </w:r>
+    </w:p>
+    <w:p>
+      <w:pPr>
+        <w:ind w:firstLine="360"/>
+      </w:pPr>
+      <w:r>
+        <w:rPr>
+          <w:rFonts w:ascii="Times New Roman" w:hAnsi="Times New Roman" w:eastAsia="宋体"/>
+          <w:sz w:val="21"/>
+        </w:rPr>
+        <w:t>（摘要暂缺，等待官方补全）</w:t>
+      </w:r>
+    </w:p>
+    <w:p>
+      <w:pPr>
+        <w:spacing w:before="120"/>
+      </w:pPr>
+      <w:r>
+        <w:rPr>
+          <w:rFonts w:ascii="Times New Roman" w:hAnsi="Times New Roman" w:eastAsia="宋体"/>
+          <w:b/>
+          <w:sz w:val="21"/>
+        </w:rPr>
+        <w:t>English Abstract:</w:t>
+      </w:r>
+    </w:p>
+    <w:p>
+      <w:r>
+        <w:rPr>
+          <w:rFonts w:ascii="Times New Roman" w:hAnsi="Times New Roman" w:eastAsia="宋体"/>
+          <w:sz w:val="21"/>
+        </w:rPr>
+        <w:t>Abstract not available.</w:t>
+      </w:r>
+    </w:p>
+    <w:p>
+      <w:r>
+        <w:rPr>
+          <w:rFonts w:ascii="Times New Roman" w:hAnsi="Times New Roman" w:eastAsia="宋体"/>
+          <w:sz w:val="21"/>
+        </w:rPr>
+        <w:t>__________________________________________________</w:t>
+      </w:r>
+    </w:p>
+    <w:p>
+      <w:pPr>
+        <w:pStyle w:val="Heading2"/>
+      </w:pPr>
+      <w:r/>
+      <w:r>
+        <w:rPr>
+          <w:rFonts w:ascii="Times New Roman" w:hAnsi="Times New Roman" w:eastAsia="宋体"/>
+          <w:b/>
+          <w:color w:val="000000"/>
+          <w:sz w:val="24"/>
+        </w:rPr>
+        <w:t>基于法诺共振的全电介质双杆结构高 Q 值中红外折射率传感器</w:t>
+      </w:r>
+    </w:p>
+    <w:p>
+      <w:r>
+        <w:rPr>
+          <w:rFonts w:ascii="Times New Roman" w:hAnsi="Times New Roman" w:eastAsia="宋体"/>
+          <w:b/>
+          <w:color w:val="003264"/>
+          <w:sz w:val="24"/>
+        </w:rPr>
+        <w:t>High-Q Mid-Infrared Refractive Index Sensor Based on Fano Resonance in an All-Dielectric Double-Rod Structure</w:t>
+      </w:r>
+    </w:p>
+    <w:p>
+      <w:r>
+        <w:rPr>
+          <w:rFonts w:ascii="Times New Roman" w:hAnsi="Times New Roman" w:eastAsia="宋体"/>
+          <w:sz w:val="21"/>
+        </w:rPr>
+        <w:t>作者: Wenwen Wang, Fuming Yang, Wenwen Sun, Zhe Wu, Xiaoyan Shi, Junying Liu, Yuetao Liu, Jizheng Geng, Xintong Wei, Xiangtao Chen, Shijia Zhu, Zhongzhu Liang</w:t>
+        <w:br/>
+      </w:r>
+      <w:r>
+        <w:rPr>
+          <w:rFonts w:ascii="Times New Roman" w:hAnsi="Times New Roman" w:eastAsia="宋体"/>
+          <w:sz w:val="21"/>
+        </w:rPr>
+        <w:t xml:space="preserve">时间: 2026-01-01 | </w:t>
+      </w:r>
+      <w:r>
+        <w:t xml:space="preserve">链接: </w:t>
+      </w:r>
+      <w:hyperlink r:id="rId128">
+        <w:r>
+          <w:rPr>
+            <w:rFonts w:ascii="Times New Roman" w:hAnsi="Times New Roman" w:eastAsia="宋体"/>
+            <w:color w:val="0000FF"/>
+            <w:sz w:val="21"/>
+            <w:u w:val="single"/>
+          </w:rPr>
+          <w:t>https://doi.org/10.1016/j.optcom.2026.132975</w:t>
+        </w:r>
+      </w:hyperlink>
+    </w:p>
+    <w:p>
+      <w:pPr>
+        <w:spacing w:before="120"/>
+      </w:pPr>
+      <w:r>
+        <w:rPr>
+          <w:rFonts w:ascii="Times New Roman" w:hAnsi="Times New Roman" w:eastAsia="宋体"/>
+          <w:b/>
+          <w:sz w:val="21"/>
+        </w:rPr>
+        <w:t>中文摘要:</w:t>
+      </w:r>
+    </w:p>
+    <w:p>
+      <w:pPr>
+        <w:ind w:firstLine="360"/>
+      </w:pPr>
+      <w:r>
+        <w:rPr>
+          <w:rFonts w:ascii="Times New Roman" w:hAnsi="Times New Roman" w:eastAsia="宋体"/>
+          <w:sz w:val="21"/>
+        </w:rPr>
+        <w:t>（摘要暂缺，等待官方补全）</w:t>
+      </w:r>
+    </w:p>
+    <w:p>
+      <w:pPr>
+        <w:spacing w:before="120"/>
+      </w:pPr>
+      <w:r>
+        <w:rPr>
+          <w:rFonts w:ascii="Times New Roman" w:hAnsi="Times New Roman" w:eastAsia="宋体"/>
+          <w:b/>
+          <w:sz w:val="21"/>
+        </w:rPr>
+        <w:t>English Abstract:</w:t>
+      </w:r>
+    </w:p>
+    <w:p>
+      <w:r>
+        <w:rPr>
+          <w:rFonts w:ascii="Times New Roman" w:hAnsi="Times New Roman" w:eastAsia="宋体"/>
+          <w:sz w:val="21"/>
+        </w:rPr>
+        <w:t>Abstract not available.</w:t>
+      </w:r>
+    </w:p>
+    <w:p>
+      <w:r>
+        <w:rPr>
+          <w:rFonts w:ascii="Times New Roman" w:hAnsi="Times New Roman" w:eastAsia="宋体"/>
+          <w:sz w:val="21"/>
+        </w:rPr>
+        <w:t>__________________________________________________</w:t>
+      </w:r>
+    </w:p>
+    <w:p>
+      <w:pPr>
         <w:pStyle w:val="Heading1"/>
       </w:pPr>
       <w:r>
@@ -13486,6 +13825,298 @@
           <w:sz w:val="21"/>
         </w:rPr>
         <w:t>__________________________________________________</w:t>
+      </w:r>
+    </w:p>
+    <w:p>
+      <w:pPr>
+        <w:pStyle w:val="Heading1"/>
+      </w:pPr>
+      <w:r>
+        <w:rPr>
+          <w:rFonts w:ascii="Times New Roman" w:hAnsi="Times New Roman" w:eastAsia="宋体"/>
+          <w:b/>
+          <w:color w:val="000000"/>
+          <w:sz w:val="32"/>
+        </w:rPr>
+        <w:t>Displays</w:t>
+      </w:r>
+    </w:p>
+    <w:p>
+      <w:pPr>
+        <w:jc w:val="center"/>
+      </w:pPr>
+      <w:r>
+        <w:t>--- 更新: 17:27 ---</w:t>
+      </w:r>
+    </w:p>
+    <w:p>
+      <w:pPr>
+        <w:pStyle w:val="Heading2"/>
+      </w:pPr>
+      <w:r/>
+      <w:r>
+        <w:rPr>
+          <w:rFonts w:ascii="Times New Roman" w:hAnsi="Times New Roman" w:eastAsia="宋体"/>
+          <w:b/>
+          <w:color w:val="000000"/>
+          <w:sz w:val="24"/>
+        </w:rPr>
+        <w:t>基于眼动追踪的多屏拼接飞行器感知性能评估</w:t>
+      </w:r>
+    </w:p>
+    <w:p>
+      <w:r>
+        <w:rPr>
+          <w:rFonts w:ascii="Times New Roman" w:hAnsi="Times New Roman" w:eastAsia="宋体"/>
+          <w:b/>
+          <w:color w:val="003264"/>
+          <w:sz w:val="24"/>
+        </w:rPr>
+        <w:t>Eye-tracking-based perceptual performance evaluation for multi-screen spliced aircraft</w:t>
+      </w:r>
+    </w:p>
+    <w:p>
+      <w:r>
+        <w:rPr>
+          <w:rFonts w:ascii="Times New Roman" w:hAnsi="Times New Roman" w:eastAsia="宋体"/>
+          <w:sz w:val="21"/>
+        </w:rPr>
+        <w:t>作者: Peitong Han, Yan Zhao, Jian Wei, Shibo Wang, Shigang Wang</w:t>
+        <w:br/>
+      </w:r>
+      <w:r>
+        <w:rPr>
+          <w:rFonts w:ascii="Times New Roman" w:hAnsi="Times New Roman" w:eastAsia="宋体"/>
+          <w:sz w:val="21"/>
+        </w:rPr>
+        <w:t xml:space="preserve">时间: 2026-01-01 | </w:t>
+      </w:r>
+      <w:r>
+        <w:t xml:space="preserve">链接: </w:t>
+      </w:r>
+      <w:hyperlink r:id="rId126">
+        <w:r>
+          <w:rPr>
+            <w:rFonts w:ascii="Times New Roman" w:hAnsi="Times New Roman" w:eastAsia="宋体"/>
+            <w:color w:val="0000FF"/>
+            <w:sz w:val="21"/>
+            <w:u w:val="single"/>
+          </w:rPr>
+          <w:t>https://doi.org/10.1016/j.displa.2026.103369</w:t>
+        </w:r>
+      </w:hyperlink>
+    </w:p>
+    <w:p>
+      <w:pPr>
+        <w:spacing w:before="120"/>
+      </w:pPr>
+      <w:r>
+        <w:rPr>
+          <w:rFonts w:ascii="Times New Roman" w:hAnsi="Times New Roman" w:eastAsia="宋体"/>
+          <w:b/>
+          <w:sz w:val="21"/>
+        </w:rPr>
+        <w:t>中文摘要:</w:t>
+      </w:r>
+    </w:p>
+    <w:p>
+      <w:pPr>
+        <w:ind w:firstLine="360"/>
+      </w:pPr>
+      <w:r>
+        <w:rPr>
+          <w:rFonts w:ascii="Times New Roman" w:hAnsi="Times New Roman" w:eastAsia="宋体"/>
+          <w:sz w:val="21"/>
+        </w:rPr>
+        <w:t>（摘要暂缺，等待官方补全）</w:t>
+      </w:r>
+    </w:p>
+    <w:p>
+      <w:pPr>
+        <w:spacing w:before="120"/>
+      </w:pPr>
+      <w:r>
+        <w:rPr>
+          <w:rFonts w:ascii="Times New Roman" w:hAnsi="Times New Roman" w:eastAsia="宋体"/>
+          <w:b/>
+          <w:sz w:val="21"/>
+        </w:rPr>
+        <w:t>English Abstract:</w:t>
+      </w:r>
+    </w:p>
+    <w:p>
+      <w:r>
+        <w:rPr>
+          <w:rFonts w:ascii="Times New Roman" w:hAnsi="Times New Roman" w:eastAsia="宋体"/>
+          <w:sz w:val="21"/>
+        </w:rPr>
+        <w:t>Abstract not available.</w:t>
+      </w:r>
+    </w:p>
+    <w:p>
+      <w:r>
+        <w:rPr>
+          <w:rFonts w:ascii="Times New Roman" w:hAnsi="Times New Roman" w:eastAsia="宋体"/>
+          <w:sz w:val="21"/>
+        </w:rPr>
+        <w:t>__________________________________________________</w:t>
+      </w:r>
+    </w:p>
+    <w:p>
+      <w:pPr>
+        <w:pStyle w:val="Heading1"/>
+      </w:pPr>
+      <w:r>
+        <w:rPr>
+          <w:rFonts w:ascii="Times New Roman" w:hAnsi="Times New Roman" w:eastAsia="宋体"/>
+          <w:b/>
+          <w:color w:val="000000"/>
+          <w:sz w:val="32"/>
+        </w:rPr>
+        <w:t>Optica</w:t>
+      </w:r>
+    </w:p>
+    <w:p>
+      <w:pPr>
+        <w:jc w:val="center"/>
+      </w:pPr>
+      <w:r>
+        <w:t>--- 更新: 17:27 ---</w:t>
+      </w:r>
+    </w:p>
+    <w:p>
+      <w:pPr>
+        <w:pStyle w:val="Heading2"/>
+      </w:pPr>
+      <w:r/>
+      <w:r>
+        <w:rPr>
+          <w:rFonts w:ascii="Times New Roman" w:hAnsi="Times New Roman" w:eastAsia="宋体"/>
+          <w:b/>
+          <w:color w:val="000000"/>
+          <w:sz w:val="24"/>
+        </w:rPr>
+        <w:t>100 GHz 带宽超薄锗光电探测器，采用 300 mm 硅光子工艺，具有高响应度</w:t>
+      </w:r>
+    </w:p>
+    <w:p>
+      <w:r>
+        <w:rPr>
+          <w:rFonts w:ascii="Times New Roman" w:hAnsi="Times New Roman" w:eastAsia="宋体"/>
+          <w:b/>
+          <w:color w:val="003264"/>
+          <w:sz w:val="24"/>
+        </w:rPr>
+        <w:t>100 GHz bandwidth ultra-thin germanium photodetectors with high responsivity on a 300 mm silicon photonics process</w:t>
+      </w:r>
+    </w:p>
+    <w:p>
+      <w:r>
+        <w:rPr>
+          <w:rFonts w:ascii="Times New Roman" w:hAnsi="Times New Roman" w:eastAsia="宋体"/>
+          <w:sz w:val="21"/>
+        </w:rPr>
+        <w:t>作者: Xu Wang, Xiao Hu, Jinwen Song, Weihua Wang, Li Xu, Fengxin Yu, Chengkun Yang, Ting Xia, Xin Wang, Ruoyu Shen, Fenghe Yang, Haibin Zhao, Wei Chu, Haiwen Cai</w:t>
+        <w:br/>
+      </w:r>
+      <w:r>
+        <w:rPr>
+          <w:rFonts w:ascii="Times New Roman" w:hAnsi="Times New Roman" w:eastAsia="宋体"/>
+          <w:sz w:val="21"/>
+        </w:rPr>
+        <w:t xml:space="preserve">时间: 2026-01-13 | </w:t>
+      </w:r>
+      <w:r>
+        <w:t xml:space="preserve">链接: </w:t>
+      </w:r>
+      <w:hyperlink r:id="rId129">
+        <w:r>
+          <w:rPr>
+            <w:rFonts w:ascii="Times New Roman" w:hAnsi="Times New Roman" w:eastAsia="宋体"/>
+            <w:color w:val="0000FF"/>
+            <w:sz w:val="21"/>
+            <w:u w:val="single"/>
+          </w:rPr>
+          <w:t>https://doi.org/10.1364/optica.572859</w:t>
+        </w:r>
+      </w:hyperlink>
+    </w:p>
+    <w:p>
+      <w:pPr>
+        <w:spacing w:before="120"/>
+      </w:pPr>
+      <w:r>
+        <w:rPr>
+          <w:rFonts w:ascii="Times New Roman" w:hAnsi="Times New Roman" w:eastAsia="宋体"/>
+          <w:b/>
+          <w:sz w:val="21"/>
+        </w:rPr>
+        <w:t>中文摘要:</w:t>
+      </w:r>
+    </w:p>
+    <w:p>
+      <w:pPr>
+        <w:ind w:firstLine="360"/>
+      </w:pPr>
+      <w:r>
+        <w:rPr>
+          <w:rFonts w:ascii="Times New Roman" w:hAnsi="Times New Roman" w:eastAsia="宋体"/>
+          <w:sz w:val="21"/>
+        </w:rPr>
+        <w:t>锗光电探测器 (Ge-PD) 是硅光子学 (SiPh) 中的关键组件，可实现各种应用的高速光通信。已经报道了一些改善 Ge-PD 的带宽、量子效率和制造工艺的工作。然而，带宽和响应率之间的重大权衡仍然是开发用于大规模硅光子集成电路的高性能Ge-PD的主要挑战。在这里，通过共同优化化学机械抛光（CMP）工艺和器件结构，实现了具有高3 dB带宽的超薄Ge-PD。 Ge 区域和掺杂区域的尺寸也经过优化，以获得高带宽、高量子效率的产品。因此，我们展示了横向 PIN Ge-PD，其带宽高达 100 GHz，在 1550 nm 处具有 1.05 A/W 响应度​​，在 300 mm CMOS 硅光子工艺上暗电流小于 20nA。我们的工作表明，制造工艺简单的高性能 Ge-PD 是可行的，这为开发下一代 200 Gbaud 强度调制直接检测 (IMDD) 和相干光学系统铺平了道路。</w:t>
+      </w:r>
+    </w:p>
+    <w:p>
+      <w:pPr>
+        <w:spacing w:before="120"/>
+      </w:pPr>
+      <w:r>
+        <w:rPr>
+          <w:rFonts w:ascii="Times New Roman" w:hAnsi="Times New Roman" w:eastAsia="宋体"/>
+          <w:b/>
+          <w:sz w:val="21"/>
+        </w:rPr>
+        <w:t>English Abstract:</w:t>
+      </w:r>
+    </w:p>
+    <w:p>
+      <w:r>
+        <w:rPr>
+          <w:rFonts w:ascii="Times New Roman" w:hAnsi="Times New Roman" w:eastAsia="宋体"/>
+          <w:sz w:val="21"/>
+        </w:rPr>
+        <w:t>Germanium photodetectors (Ge-PDs) are key components in silicon photonics (SiPh) to enable high-speed optical communications for various applications. Several works have been reported to improve the bandwidth, quantum efficiency, and manufacturing process of Ge-PDs. However, a significant trade-off between bandwidth and responsivity remains a major challenge in developing high-performance Ge-PDs for large-scale silicon photonic integrated circuits. Here, by co-optimizing the chemical mechanical polishing (CMP) process and device structure, ultra-thin Ge-PDs with high 3 dB bandwidth have been achieved. The dimensions of the Ge region and doping areas have also been optimized to attain a high-bandwidth, high-quantum-efficiency product. Consequently, we demonstrate lateral-PIN Ge-PDs with a high bandwidth of up to 100 GHz, 1.05 A/W responsivity at 1550 nm and &lt;20nA dark current on 300 mm CMOS silicon-photonic process. Our work demonstrates that high-performance Ge-PDs with a simple fabrication process are feasible, which paves the way for developing next-generation 200 Gbaud intensity-modulated direct-detection (IMDD) and coherent optical systems.</w:t>
+      </w:r>
+    </w:p>
+    <w:p>
+      <w:r>
+        <w:rPr>
+          <w:rFonts w:ascii="Times New Roman" w:hAnsi="Times New Roman" w:eastAsia="宋体"/>
+          <w:sz w:val="21"/>
+        </w:rPr>
+        <w:t>__________________________________________________</w:t>
+      </w:r>
+    </w:p>
+    <w:p>
+      <w:pPr>
+        <w:pStyle w:val="Heading1"/>
+      </w:pPr>
+      <w:r>
+        <w:rPr>
+          <w:rFonts w:ascii="Times New Roman" w:hAnsi="Times New Roman" w:eastAsia="宋体"/>
+          <w:b/>
+          <w:color w:val="000000"/>
+          <w:sz w:val="32"/>
+        </w:rPr>
+        <w:t>Biomedical Optics Express</w:t>
+      </w:r>
+    </w:p>
+    <w:p>
+      <w:pPr>
+        <w:jc w:val="center"/>
+      </w:pPr>
+      <w:r>
+        <w:t>--- 更新: 17:27 ---</w:t>
       </w:r>
     </w:p>
     <w:sectPr>
